--- a/Rapier/Assets/_Project/00_Docs/Rapier_Prototype_DesignDoc.docx
+++ b/Rapier/Assets/_Project/00_Docs/Rapier_Prototype_DesignDoc.docx
@@ -20,13 +20,13 @@
           <w:b/>
           <w:bCs/>
         </w:rPr>
-        <w:t xml:space="preserve">Prototype Design Document v1.2.0</w:t>
+        <w:t xml:space="preserve">Prototype Design Document v1.3.0</w:t>
       </w:r>
       <w:r>
         <w:t xml:space="preserve"> </w:t>
       </w:r>
       <w:r>
-        <w:t xml:space="preserve">2026-03-07</w:t>
+        <w:t xml:space="preserve">2026-03-10</w:t>
       </w:r>
     </w:p>
     <w:p>
@@ -785,7 +785,7 @@
               <w:pStyle w:val="Compact"/>
             </w:pPr>
             <w:r>
-              <w:t xml:space="preserve">전방 좁은 범위 광역 공격. 0.5초 딜레이</w:t>
+              <w:t xml:space="preserve">전방 좁은 범위 광역 공격. 0.5초 딜레이. 딜레이 중 연타 차단</w:t>
             </w:r>
           </w:p>
         </w:tc>
@@ -831,7 +831,7 @@
               <w:pStyle w:val="Compact"/>
             </w:pPr>
             <w:r>
-              <w:t xml:space="preserve">방향 회피. 무적 0.2초. 쿨다운 없음</w:t>
+              <w:t xml:space="preserve">방향 회피. 무적 0.2초. 쿨다운 2초. 쿨다운 중 시도 시 차단</w:t>
             </w:r>
           </w:p>
         </w:tc>
@@ -982,7 +982,31 @@
               <w:pStyle w:val="Compact"/>
             </w:pPr>
             <w:r>
-              <w:t xml:space="preserve">저스트 회피 성공 시 일정 시간 게임 속도 감소 (반응 기회 부여)</w:t>
+              <w:t xml:space="preserve">저스트 회피 성공 시 일정 시간 게임 속도 감소 (AnimationCurve 기반, 기본 3초)</w:t>
+            </w:r>
+          </w:p>
+        </w:tc>
+      </w:tr>
+      <w:tr>
+        <w:tc>
+          <w:tcPr/>
+          <w:p>
+            <w:pPr>
+              <w:pStyle w:val="Compact"/>
+            </w:pPr>
+            <w:r>
+              <w:t xml:space="preserve">카메라 줌</w:t>
+            </w:r>
+          </w:p>
+        </w:tc>
+        <w:tc>
+          <w:tcPr/>
+          <w:p>
+            <w:pPr>
+              <w:pStyle w:val="Compact"/>
+            </w:pPr>
+            <w:r>
+              <w:t xml:space="preserve">저스트 회피 성공 시 카메라가 플레이어를 향해 줌인 후 복귀 (AnimationCurve 기반)</w:t>
             </w:r>
           </w:p>
         </w:tc>
@@ -1224,7 +1248,42 @@
               <w:pStyle w:val="Compact"/>
             </w:pPr>
             <w:r>
-              <w:t xml:space="preserve">모션 종료 즉시 재사용 가능. 저스트 회피는 타이밍으로 판정</w:t>
+              <w:t xml:space="preserve">unscaledTime 기반. 저스트 회피는 타이밍으로 판정</w:t>
+            </w:r>
+          </w:p>
+        </w:tc>
+      </w:tr>
+      <w:tr>
+        <w:tc>
+          <w:tcPr/>
+          <w:p>
+            <w:pPr>
+              <w:pStyle w:val="Compact"/>
+            </w:pPr>
+            <w:r>
+              <w:t xml:space="preserve">회피 쿨다운</w:t>
+            </w:r>
+          </w:p>
+        </w:tc>
+        <w:tc>
+          <w:tcPr/>
+          <w:p>
+            <w:pPr>
+              <w:pStyle w:val="Compact"/>
+            </w:pPr>
+            <w:r>
+              <w:t xml:space="preserve">2초</w:t>
+            </w:r>
+          </w:p>
+        </w:tc>
+        <w:tc>
+          <w:tcPr/>
+          <w:p>
+            <w:pPr>
+              <w:pStyle w:val="Compact"/>
+            </w:pPr>
+            <w:r>
+              <w:t xml:space="preserve">쿨다운 중 Swipe 입력 차단. HUD 세로 게이지로 표시</w:t>
             </w:r>
           </w:p>
         </w:tc>
@@ -1492,7 +1551,8 @@
     <w:tbl>
       <w:tblPr>
         <w:tblStyle w:val="Table"/>
-        <w:tblW w:type="auto" w:w="0"/>
+        <w:tblW w:type="pct" w:w="5000"/>
+        <w:tblLayout w:type="fixed"/>
         <w:tblLook w:firstRow="1" w:lastRow="0" w:firstColumn="0" w:lastColumn="0" w:noHBand="0" w:noVBand="0" w:val="0020"/>
       </w:tblPr>
       <w:tblGrid>
@@ -1674,6 +1734,41 @@
             </w:pPr>
             <w:r>
               <w:t xml:space="preserve">타이밍 학습 가능한 주기</w:t>
+            </w:r>
+          </w:p>
+        </w:tc>
+      </w:tr>
+      <w:tr>
+        <w:tc>
+          <w:tcPr/>
+          <w:p>
+            <w:pPr>
+              <w:pStyle w:val="Compact"/>
+            </w:pPr>
+            <w:r>
+              <w:t xml:space="preserve">공격 예고</w:t>
+            </w:r>
+          </w:p>
+        </w:tc>
+        <w:tc>
+          <w:tcPr/>
+          <w:p>
+            <w:pPr>
+              <w:pStyle w:val="Compact"/>
+            </w:pPr>
+            <w:r>
+              <w:t xml:space="preserve">0.5초 Windup</w:t>
+            </w:r>
+          </w:p>
+        </w:tc>
+        <w:tc>
+          <w:tcPr/>
+          <w:p>
+            <w:pPr>
+              <w:pStyle w:val="Compact"/>
+            </w:pPr>
+            <w:r>
+              <w:t xml:space="preserve">색상 변화 + 원형 범위 스프라이트로 시각 예고</w:t>
             </w:r>
           </w:p>
         </w:tc>
@@ -2128,7 +2223,7 @@
               <w:pStyle w:val="Compact"/>
             </w:pPr>
             <w:r>
-              <w:t xml:space="preserve">회피 무적 0.2초, 재사용 즉시</w:t>
+              <w:t xml:space="preserve">회피 무적 0.2초, 쿨다운 2초</w:t>
             </w:r>
           </w:p>
         </w:tc>
@@ -2185,7 +2280,7 @@
               <w:pStyle w:val="Compact"/>
             </w:pPr>
             <w:r>
-              <w:t xml:space="preserve">분산 접근 AI</w:t>
+              <w:t xml:space="preserve">분산 접근 AI, 0.5초 Windup 예고</w:t>
             </w:r>
           </w:p>
         </w:tc>
@@ -2623,18 +2718,53 @@
               <w:pStyle w:val="Compact"/>
             </w:pPr>
             <w:r>
-              <w:t xml:space="preserve">캐릭터 고유 메커니즘 1종 + 저스트 회피 슬로우 구현</w:t>
-            </w:r>
-          </w:p>
-        </w:tc>
-        <w:tc>
-          <w:tcPr/>
-          <w:p>
-            <w:pPr>
-              <w:pStyle w:val="Compact"/>
-            </w:pPr>
-            <w:r>
-              <w:t xml:space="preserve">핵심 재미 요소 확인</w:t>
+              <w:t xml:space="preserve">전투 고도화 + 저스트 회피 연출</w:t>
+            </w:r>
+          </w:p>
+        </w:tc>
+        <w:tc>
+          <w:tcPr/>
+          <w:p>
+            <w:pPr>
+              <w:pStyle w:val="Compact"/>
+            </w:pPr>
+            <w:r>
+              <w:t xml:space="preserve">슬로우, 무적, 쿨다운, 카메라 줌, HUD 피드백 확인</w:t>
+            </w:r>
+          </w:p>
+        </w:tc>
+      </w:tr>
+      <w:tr>
+        <w:tc>
+          <w:tcPr/>
+          <w:p>
+            <w:pPr>
+              <w:pStyle w:val="Compact"/>
+            </w:pPr>
+            <w:r>
+              <w:t xml:space="preserve">Phase 7</w:t>
+            </w:r>
+          </w:p>
+        </w:tc>
+        <w:tc>
+          <w:tcPr/>
+          <w:p>
+            <w:pPr>
+              <w:pStyle w:val="Compact"/>
+            </w:pPr>
+            <w:r>
+              <w:t xml:space="preserve">캐릭터 고유 메커니즘 1종 (Rapier)</w:t>
+            </w:r>
+          </w:p>
+        </w:tc>
+        <w:tc>
+          <w:tcPr/>
+          <w:p>
+            <w:pPr>
+              <w:pStyle w:val="Compact"/>
+            </w:pPr>
+            <w:r>
+              <w:t xml:space="preserve">표식 시스템 + 대시 스킬 + 차지 스킬 동작 확인</w:t>
             </w:r>
           </w:p>
         </w:tc>
@@ -2807,7 +2937,42 @@
               <w:pStyle w:val="Compact"/>
             </w:pPr>
             <w:r>
-              <w:t xml:space="preserve">저스트 회피 슬로우 중 Hold를 캐릭터 고유 스킬로 분리. 암살자 잔상 발동 조건을 저스트 회피로 변경 및 잔상 동참 범위 명확화. 레이피어 고유 스킬 및 차지 스킬 전면 재기술. 4-2 캐릭터 메커니즘 기술 방식 개편 (기본 시스템과의 차이점 중심). 파일명에서 버전 번호 제거.</w:t>
+              <w:t xml:space="preserve">저스트 회피 슬로우 중 Hold를 캐릭터 고유 스킬로 분리. 암살자 잔상 발동 조건 변경. 레이피어/차지 스킬 전면 재기술.</w:t>
+            </w:r>
+          </w:p>
+        </w:tc>
+      </w:tr>
+      <w:tr>
+        <w:tc>
+          <w:tcPr/>
+          <w:p>
+            <w:pPr>
+              <w:pStyle w:val="Compact"/>
+            </w:pPr>
+            <w:r>
+              <w:t xml:space="preserve">v1.3.0</w:t>
+            </w:r>
+          </w:p>
+        </w:tc>
+        <w:tc>
+          <w:tcPr/>
+          <w:p>
+            <w:pPr>
+              <w:pStyle w:val="Compact"/>
+            </w:pPr>
+            <w:r>
+              <w:t xml:space="preserve">2026-03-10</w:t>
+            </w:r>
+          </w:p>
+        </w:tc>
+        <w:tc>
+          <w:tcPr/>
+          <w:p>
+            <w:pPr>
+              <w:pStyle w:val="Compact"/>
+            </w:pPr>
+            <w:r>
+              <w:t xml:space="preserve">Swipe(Dodge) 쿨다운 2초 추가. 공격 딜레이 0.5초 및 연타 차단 명세 추가. 저스트 회피 카메라 줌 연출 추가. 적 공격 예고(Windup 0.5초) 추가. Phase 6/7 구현 항목 갱신.</w:t>
             </w:r>
           </w:p>
         </w:tc>

--- a/Rapier/Assets/_Project/00_Docs/Rapier_Prototype_DesignDoc.docx
+++ b/Rapier/Assets/_Project/00_Docs/Rapier_Prototype_DesignDoc.docx
@@ -20,13 +20,13 @@
           <w:b/>
           <w:bCs/>
         </w:rPr>
-        <w:t xml:space="preserve">Prototype Design Document v1.3.0</w:t>
+        <w:t xml:space="preserve">Prototype Design Document v1.4.0</w:t>
       </w:r>
       <w:r>
         <w:t xml:space="preserve"> </w:t>
       </w:r>
       <w:r>
-        <w:t xml:space="preserve">2026-03-10</w:t>
+        <w:t xml:space="preserve">2026-03-16</w:t>
       </w:r>
     </w:p>
     <w:p>
@@ -197,7 +197,7 @@
               <w:pStyle w:val="Compact"/>
             </w:pPr>
             <w:r>
-              <w:t xml:space="preserve">화면 하단 40% 영역, 단일 손가락(엄지) / PC 마우스 지원</w:t>
+              <w:t xml:space="preserve">전체 화면, 단일 손가락(엄지) / PC 마우스 지원</w:t>
             </w:r>
           </w:p>
         </w:tc>
@@ -624,7 +624,7 @@
         <w:pStyle w:val="FirstParagraph"/>
       </w:pPr>
       <w:r>
-        <w:t xml:space="preserve">입력 유효 영역: 화면 하단 40%. 단일 손가락(엄지) 기준. PC에서는 마우스로 에뮬레이션.</w:t>
+        <w:t xml:space="preserve">입력 유효 영역: 전체 화면. 단일 손가락(엄지) 기준. PC에서는 마우스로 에뮬레이션.</w:t>
       </w:r>
     </w:p>
     <w:bookmarkStart w:id="13" w:name="기본-입력"/>
@@ -785,7 +785,7 @@
               <w:pStyle w:val="Compact"/>
             </w:pPr>
             <w:r>
-              <w:t xml:space="preserve">전방 좁은 범위 광역 공격. 0.5초 딜레이. 딜레이 중 연타 차단</w:t>
+              <w:t xml:space="preserve">전방 사각형 범위 광역 공격. 즉시 히트 판정. 인디케이터 0.4초 표시. 딜레이 중 연타 차단</w:t>
             </w:r>
           </w:p>
         </w:tc>
@@ -831,7 +831,7 @@
               <w:pStyle w:val="Compact"/>
             </w:pPr>
             <w:r>
-              <w:t xml:space="preserve">방향 회피. 무적 0.2초. 쿨다운 2초. 쿨다운 중 시도 시 차단</w:t>
+              <w:t xml:space="preserve">방향 회피. 회피 대시 전 구간 무적. 쿨다운 2초. 쿨다운 중 시도 시 차단</w:t>
             </w:r>
           </w:p>
         </w:tc>
@@ -898,7 +898,7 @@
         <w:pStyle w:val="FirstParagraph"/>
       </w:pPr>
       <w:r>
-        <w:t xml:space="preserve">저스트 회피: 적의 공격 히트박스가 활성화되는 순간에 정확히 Swipe 입력 시 발동.</w:t>
+        <w:t xml:space="preserve">저스트 회피: 회피 대시 중 적의 공격을 받으면 발동. 한 회피당 딱 한 번만 발동 가능.</w:t>
       </w:r>
     </w:p>
     <w:tbl>
@@ -958,7 +958,7 @@
               <w:pStyle w:val="Compact"/>
             </w:pPr>
             <w:r>
-              <w:t xml:space="preserve">적 공격 타이밍에 정확히 Swipe 입력 (일반 회피와 동일한 입력, 타이밍으로 구분)</w:t>
+              <w:t xml:space="preserve">회피 대시 중(Swipe 후 목적지 도달 전) 적의 공격을 피격 시 발동. 한 회피당 1회 한정</w:t>
             </w:r>
           </w:p>
         </w:tc>
@@ -1007,6 +1007,30 @@
             </w:pPr>
             <w:r>
               <w:t xml:space="preserve">저스트 회피 성공 시 카메라가 플레이어를 향해 줌인 후 복귀 (AnimationCurve 기반)</w:t>
+            </w:r>
+          </w:p>
+        </w:tc>
+      </w:tr>
+      <w:tr>
+        <w:tc>
+          <w:tcPr/>
+          <w:p>
+            <w:pPr>
+              <w:pStyle w:val="Compact"/>
+            </w:pPr>
+            <w:r>
+              <w:t xml:space="preserve">무적 구간</w:t>
+            </w:r>
+          </w:p>
+        </w:tc>
+        <w:tc>
+          <w:tcPr/>
+          <w:p>
+            <w:pPr>
+              <w:pStyle w:val="Compact"/>
+            </w:pPr>
+            <w:r>
+              <w:t xml:space="preserve">저스트 회피 슬로우모션 구간 전체 무적 유지</w:t>
             </w:r>
           </w:p>
         </w:tc>
@@ -1167,7 +1191,7 @@
               <w:pStyle w:val="Compact"/>
             </w:pPr>
             <w:r>
-              <w:t xml:space="preserve">50 (좁은 범위 광역)</w:t>
+              <w:t xml:space="preserve">50 (사각형 범위 광역)</w:t>
             </w:r>
           </w:p>
         </w:tc>
@@ -1226,29 +1250,29 @@
               <w:pStyle w:val="Compact"/>
             </w:pPr>
             <w:r>
-              <w:t xml:space="preserve">회피 무적 시간</w:t>
-            </w:r>
-          </w:p>
-        </w:tc>
-        <w:tc>
-          <w:tcPr/>
-          <w:p>
-            <w:pPr>
-              <w:pStyle w:val="Compact"/>
-            </w:pPr>
-            <w:r>
-              <w:t xml:space="preserve">0.2초</w:t>
-            </w:r>
-          </w:p>
-        </w:tc>
-        <w:tc>
-          <w:tcPr/>
-          <w:p>
-            <w:pPr>
-              <w:pStyle w:val="Compact"/>
-            </w:pPr>
-            <w:r>
-              <w:t xml:space="preserve">unscaledTime 기반. 저스트 회피는 타이밍으로 판정</w:t>
+              <w:t xml:space="preserve">무적 구간</w:t>
+            </w:r>
+          </w:p>
+        </w:tc>
+        <w:tc>
+          <w:tcPr/>
+          <w:p>
+            <w:pPr>
+              <w:pStyle w:val="Compact"/>
+            </w:pPr>
+            <w:r>
+              <w:t xml:space="preserve">회피 대시 전 구간</w:t>
+            </w:r>
+          </w:p>
+        </w:tc>
+        <w:tc>
+          <w:tcPr/>
+          <w:p>
+            <w:pPr>
+              <w:pStyle w:val="Compact"/>
+            </w:pPr>
+            <w:r>
+              <w:t xml:space="preserve">unscaledTime 기반. 저스트 회피는 슬로우모션 구간 추가</w:t>
             </w:r>
           </w:p>
         </w:tc>
@@ -1447,7 +1471,19 @@
         </w:numPr>
       </w:pPr>
       <w:r>
-        <w:t xml:space="preserve">저스트 회피 후 슬로우 중 Hold (고유 스킬): 자신을 공격한 적에게 대시 → 표식 부여 + 데미지 → 원위치 복귀. 표식 최대 5중첩</w:t>
+        <w:t xml:space="preserve">저스트 회피 후 슬로우 중 Hold (고유 스킬):</w:t>
+      </w:r>
+      <w:r>
+        <w:t xml:space="preserve"> </w:t>
+      </w:r>
+      <w:r>
+        <w:t xml:space="preserve">가장 가까운 적을 향해 대시 → 도착 시 사각형 범위 내 전체 적에게 데미지 + 표식 1중첩 부여</w:t>
+      </w:r>
+      <w:r>
+        <w:t xml:space="preserve"> </w:t>
+      </w:r>
+      <w:r>
+        <w:t xml:space="preserve">→ 회피 목적지(DodgeDest)로 복귀. 표식 최대 5중첩.</w:t>
       </w:r>
     </w:p>
     <w:p>
@@ -1459,7 +1495,31 @@
         </w:numPr>
       </w:pPr>
       <w:r>
-        <w:t xml:space="preserve">차지 스킬 (Hold → Release): 표식이 있는 모든 적을 고속 연속 관통 공격. 각 적은 보유한 표식 중첩 수만큼 피해를 받음</w:t>
+        <w:t xml:space="preserve">무적 구간: 회피 대시 전 구간 + 저스트 회피 슬로우 구간 + 스킬 대시~복귀 구간 전체.</w:t>
+      </w:r>
+    </w:p>
+    <w:p>
+      <w:pPr>
+        <w:pStyle w:val="Compact"/>
+        <w:numPr>
+          <w:ilvl w:val="0"/>
+          <w:numId w:val="1003"/>
+        </w:numPr>
+      </w:pPr>
+      <w:r>
+        <w:t xml:space="preserve">스킬 및 회피 진행 중 일반 공격 차단.</w:t>
+      </w:r>
+    </w:p>
+    <w:p>
+      <w:pPr>
+        <w:pStyle w:val="Compact"/>
+        <w:numPr>
+          <w:ilvl w:val="0"/>
+          <w:numId w:val="1003"/>
+        </w:numPr>
+      </w:pPr>
+      <w:r>
+        <w:t xml:space="preserve">차지 스킬 (Hold → Release): 표식이 있는 모든 적을 각 보유 표식 중첩 수 × (공격력 × 배율) 데미지로 공격. 이후 모든 표식 소비.</w:t>
       </w:r>
     </w:p>
     <w:bookmarkEnd w:id="19"/>
@@ -2201,7 +2261,7 @@
               <w:pStyle w:val="Compact"/>
             </w:pPr>
             <w:r>
-              <w:t xml:space="preserve">50 (좁은 범위 광역)</w:t>
+              <w:t xml:space="preserve">50 (사각형 범위 광역)</w:t>
             </w:r>
           </w:p>
         </w:tc>
@@ -2223,7 +2283,7 @@
               <w:pStyle w:val="Compact"/>
             </w:pPr>
             <w:r>
-              <w:t xml:space="preserve">회피 무적 0.2초, 쿨다운 2초</w:t>
+              <w:t xml:space="preserve">회피 대시 전 구간 무적, 쿨다운 2초</w:t>
             </w:r>
           </w:p>
         </w:tc>
@@ -2429,7 +2489,7 @@
               <w:pStyle w:val="Compact"/>
             </w:pPr>
             <w:r>
-              <w:t xml:space="preserve">차지 계수 × 표식 중첩 수</w:t>
+              <w:t xml:space="preserve">중첩 수 × (공격력 × 배율)</w:t>
             </w:r>
           </w:p>
         </w:tc>
@@ -2753,7 +2813,7 @@
               <w:pStyle w:val="Compact"/>
             </w:pPr>
             <w:r>
-              <w:t xml:space="preserve">캐릭터 고유 메커니즘 1종 (Rapier)</w:t>
+              <w:t xml:space="preserve">이동 시스템 리팩토링 + 레이피어 고유 메커니즘</w:t>
             </w:r>
           </w:p>
         </w:tc>
@@ -2973,6 +3033,41 @@
             </w:pPr>
             <w:r>
               <w:t xml:space="preserve">Swipe(Dodge) 쿨다운 2초 추가. 공격 딜레이 0.5초 및 연타 차단 명세 추가. 저스트 회피 카메라 줌 연출 추가. 적 공격 예고(Windup 0.5초) 추가. Phase 6/7 구현 항목 갱신.</w:t>
+            </w:r>
+          </w:p>
+        </w:tc>
+      </w:tr>
+      <w:tr>
+        <w:tc>
+          <w:tcPr/>
+          <w:p>
+            <w:pPr>
+              <w:pStyle w:val="Compact"/>
+            </w:pPr>
+            <w:r>
+              <w:t xml:space="preserve">v1.4.0</w:t>
+            </w:r>
+          </w:p>
+        </w:tc>
+        <w:tc>
+          <w:tcPr/>
+          <w:p>
+            <w:pPr>
+              <w:pStyle w:val="Compact"/>
+            </w:pPr>
+            <w:r>
+              <w:t xml:space="preserve">2026-03-16</w:t>
+            </w:r>
+          </w:p>
+        </w:tc>
+        <w:tc>
+          <w:tcPr/>
+          <w:p>
+            <w:pPr>
+              <w:pStyle w:val="Compact"/>
+            </w:pPr>
+            <w:r>
+              <w:t xml:space="preserve">입력 유효 영역 하단 40% → 전체 화면으로 변경. 공격 즉시 히트 판정 + 인디케이터 0.4초 표시로 변경. 저스트 회피 발동 조건 명확화(회피 대시 중 피격, 한 회피당 1회). 레이피어 고유 스킬 상세 기술 갱신(사각형 범위 전체 적, DodgeDest 복귀, 무적 구간 명세). Phase 7 완료 처리.</w:t>
             </w:r>
           </w:p>
         </w:tc>

--- a/Rapier/Assets/_Project/00_Docs/Rapier_Prototype_DesignDoc.docx
+++ b/Rapier/Assets/_Project/00_Docs/Rapier_Prototype_DesignDoc.docx
@@ -2,7 +2,7 @@
 <file path=word/document.xml><?xml version="1.0" encoding="utf-8"?>
 <w:document xmlns:w="http://schemas.openxmlformats.org/wordprocessingml/2006/main" xmlns:m="http://schemas.openxmlformats.org/officeDocument/2006/math" xmlns:r="http://schemas.openxmlformats.org/officeDocument/2006/relationships" xmlns:o="urn:schemas-microsoft-com:office:office" xmlns:v="urn:schemas-microsoft-com:vml" xmlns:w10="urn:schemas-microsoft-com:office:word" xmlns:a="http://schemas.openxmlformats.org/drawingml/2006/main" xmlns:pic="http://schemas.openxmlformats.org/drawingml/2006/picture" xmlns:wp="http://schemas.openxmlformats.org/drawingml/2006/wordprocessingDrawing">
   <w:body>
-    <w:bookmarkStart w:id="29" w:name="rapier-프로토타입-기획서"/>
+    <w:bookmarkStart w:id="37" w:name="rapier-프로토타입-기획서"/>
     <w:p>
       <w:pPr>
         <w:pStyle w:val="Heading1"/>
@@ -20,13 +20,13 @@
           <w:b/>
           <w:bCs/>
         </w:rPr>
-        <w:t xml:space="preserve">Prototype Design Document v1.4.0</w:t>
+        <w:t xml:space="preserve">Prototype Design Document v2.0.0</w:t>
       </w:r>
       <w:r>
         <w:t xml:space="preserve"> </w:t>
       </w:r>
       <w:r>
-        <w:t xml:space="preserve">2026-03-16</w:t>
+        <w:t xml:space="preserve">2026-03-21</w:t>
       </w:r>
     </w:p>
     <w:p>
@@ -36,7 +36,7 @@
         </w:pict>
       </w:r>
     </w:p>
-    <w:bookmarkStart w:id="9" w:name="프로젝트-개요"/>
+    <w:bookmarkStart w:id="10" w:name="프로젝트-개요"/>
     <w:p>
       <w:pPr>
         <w:pStyle w:val="Heading2"/>
@@ -138,6 +138,30 @@
               <w:pStyle w:val="Compact"/>
             </w:pPr>
             <w:r>
+              <w:t xml:space="preserve">타겟 유저</w:t>
+            </w:r>
+          </w:p>
+        </w:tc>
+        <w:tc>
+          <w:tcPr/>
+          <w:p>
+            <w:pPr>
+              <w:pStyle w:val="Compact"/>
+            </w:pPr>
+            <w:r>
+              <w:t xml:space="preserve">지하철·버스 등 통학·출퇴근 시간에 즐기는 숏폼 액션 유저</w:t>
+            </w:r>
+          </w:p>
+        </w:tc>
+      </w:tr>
+      <w:tr>
+        <w:tc>
+          <w:tcPr/>
+          <w:p>
+            <w:pPr>
+              <w:pStyle w:val="Compact"/>
+            </w:pPr>
+            <w:r>
               <w:t xml:space="preserve">화면 방향</w:t>
             </w:r>
           </w:p>
@@ -251,6 +275,72 @@
         </w:tc>
       </w:tr>
     </w:tbl>
+    <w:bookmarkStart w:id="9" w:name="디자인-철학"/>
+    <w:p>
+      <w:pPr>
+        <w:pStyle w:val="Heading3"/>
+      </w:pPr>
+      <w:r>
+        <w:t xml:space="preserve">디자인 철학</w:t>
+      </w:r>
+    </w:p>
+    <w:p>
+      <w:pPr>
+        <w:pStyle w:val="Compact"/>
+        <w:numPr>
+          <w:ilvl w:val="0"/>
+          <w:numId w:val="1001"/>
+        </w:numPr>
+      </w:pPr>
+      <w:r>
+        <w:rPr>
+          <w:b/>
+          <w:bCs/>
+        </w:rPr>
+        <w:t xml:space="preserve">액션 쾌감</w:t>
+      </w:r>
+      <w:r>
+        <w:t xml:space="preserve">: 단일 손가락 조작으로 완성하는 직관적 전투.</w:t>
+      </w:r>
+    </w:p>
+    <w:p>
+      <w:pPr>
+        <w:pStyle w:val="Compact"/>
+        <w:numPr>
+          <w:ilvl w:val="0"/>
+          <w:numId w:val="1001"/>
+        </w:numPr>
+      </w:pPr>
+      <w:r>
+        <w:rPr>
+          <w:b/>
+          <w:bCs/>
+        </w:rPr>
+        <w:t xml:space="preserve">명확한 턴</w:t>
+      </w:r>
+      <w:r>
+        <w:t xml:space="preserve">: 이동-공격 간 간섭을 제거한 피지컬 전투.</w:t>
+      </w:r>
+    </w:p>
+    <w:p>
+      <w:pPr>
+        <w:pStyle w:val="Compact"/>
+        <w:numPr>
+          <w:ilvl w:val="0"/>
+          <w:numId w:val="1001"/>
+        </w:numPr>
+      </w:pPr>
+      <w:r>
+        <w:rPr>
+          <w:b/>
+          <w:bCs/>
+        </w:rPr>
+        <w:t xml:space="preserve">공정한 BM</w:t>
+      </w:r>
+      <w:r>
+        <w:t xml:space="preserve">: 무소과금도 실력으로 극복 가능하되, 과금 시 압도적 쾌적함을 제공하는 구조.</w:t>
+      </w:r>
+    </w:p>
     <w:p>
       <w:r>
         <w:pict>
@@ -259,7 +349,8 @@
       </w:r>
     </w:p>
     <w:bookmarkEnd w:id="9"/>
-    <w:bookmarkStart w:id="12" w:name="게임-구조"/>
+    <w:bookmarkEnd w:id="10"/>
+    <w:bookmarkStart w:id="16" w:name="게임-구조"/>
     <w:p>
       <w:pPr>
         <w:pStyle w:val="Heading2"/>
@@ -268,13 +359,37 @@
         <w:t xml:space="preserve">2. 게임 구조</w:t>
       </w:r>
     </w:p>
-    <w:bookmarkStart w:id="10" w:name="웨이브-구성"/>
+    <w:bookmarkStart w:id="11" w:name="보스-러시-구조"/>
     <w:p>
       <w:pPr>
         <w:pStyle w:val="Heading3"/>
       </w:pPr>
       <w:r>
-        <w:t xml:space="preserve">2-1. 웨이브 구성</w:t>
+        <w:t xml:space="preserve">2-1. 보스 러시 구조</w:t>
+      </w:r>
+    </w:p>
+    <w:p>
+      <w:pPr>
+        <w:pStyle w:val="FirstParagraph"/>
+      </w:pPr>
+      <w:r>
+        <w:t xml:space="preserve">일반 몹 구간을 제거하고</w:t>
+      </w:r>
+      <w:r>
+        <w:t xml:space="preserve"> </w:t>
+      </w:r>
+      <w:r>
+        <w:rPr>
+          <w:b/>
+          <w:bCs/>
+        </w:rPr>
+        <w:t xml:space="preserve">[보스전 → 정비(보상/상점) → 다음 보스전]</w:t>
+      </w:r>
+      <w:r>
+        <w:t xml:space="preserve"> </w:t>
+      </w:r>
+      <w:r>
+        <w:t xml:space="preserve">사이클로만 구성한다.</w:t>
       </w:r>
     </w:p>
     <w:tbl>
@@ -323,90 +438,18 @@
               <w:pStyle w:val="Compact"/>
             </w:pPr>
             <w:r>
-              <w:t xml:space="preserve">웨이브당 적 수</w:t>
-            </w:r>
-          </w:p>
-        </w:tc>
-        <w:tc>
-          <w:tcPr/>
-          <w:p>
-            <w:pPr>
-              <w:pStyle w:val="Compact"/>
-            </w:pPr>
-            <w:r>
-              <w:t xml:space="preserve">5마리</w:t>
-            </w:r>
-          </w:p>
-        </w:tc>
-      </w:tr>
-      <w:tr>
-        <w:tc>
-          <w:tcPr/>
-          <w:p>
-            <w:pPr>
-              <w:pStyle w:val="Compact"/>
-            </w:pPr>
-            <w:r>
-              <w:t xml:space="preserve">웨이브 전환 방식</w:t>
-            </w:r>
-          </w:p>
-        </w:tc>
-        <w:tc>
-          <w:tcPr/>
-          <w:p>
-            <w:pPr>
-              <w:pStyle w:val="Compact"/>
-            </w:pPr>
-            <w:r>
-              <w:t xml:space="preserve">전투 종료 무관. 10초마다 자동으로 다음 웨이브 추가 등장</w:t>
-            </w:r>
-          </w:p>
-        </w:tc>
-      </w:tr>
-      <w:tr>
-        <w:tc>
-          <w:tcPr/>
-          <w:p>
-            <w:pPr>
-              <w:pStyle w:val="Compact"/>
-            </w:pPr>
-            <w:r>
-              <w:t xml:space="preserve">웨이브 누적 방식</w:t>
-            </w:r>
-          </w:p>
-        </w:tc>
-        <w:tc>
-          <w:tcPr/>
-          <w:p>
-            <w:pPr>
-              <w:pStyle w:val="Compact"/>
-            </w:pPr>
-            <w:r>
-              <w:t xml:space="preserve">이전 웨이브 적 미처치 시 다음 웨이브와 동시에 존재 가능</w:t>
-            </w:r>
-          </w:p>
-        </w:tc>
-      </w:tr>
-      <w:tr>
-        <w:tc>
-          <w:tcPr/>
-          <w:p>
-            <w:pPr>
-              <w:pStyle w:val="Compact"/>
-            </w:pPr>
-            <w:r>
-              <w:t xml:space="preserve">최종 웨이브</w:t>
-            </w:r>
-          </w:p>
-        </w:tc>
-        <w:tc>
-          <w:tcPr/>
-          <w:p>
-            <w:pPr>
-              <w:pStyle w:val="Compact"/>
-            </w:pPr>
-            <w:r>
-              <w:t xml:space="preserve">보스 1마리 등장 (별도 트리거 또는 N웨이브 후)</w:t>
+              <w:t xml:space="preserve">1층 클리어 소요 시간</w:t>
+            </w:r>
+          </w:p>
+        </w:tc>
+        <w:tc>
+          <w:tcPr/>
+          <w:p>
+            <w:pPr>
+              <w:pStyle w:val="Compact"/>
+            </w:pPr>
+            <w:r>
+              <w:t xml:space="preserve">1~3분</w:t>
             </w:r>
           </w:p>
         </w:tc>
@@ -435,15 +478,200 @@
           </w:p>
         </w:tc>
       </w:tr>
+      <w:tr>
+        <w:tc>
+          <w:tcPr/>
+          <w:p>
+            <w:pPr>
+              <w:pStyle w:val="Compact"/>
+            </w:pPr>
+            <w:r>
+              <w:t xml:space="preserve">소탕(Sweep) 시스템</w:t>
+            </w:r>
+          </w:p>
+        </w:tc>
+        <w:tc>
+          <w:tcPr/>
+          <w:p>
+            <w:pPr>
+              <w:pStyle w:val="Compact"/>
+            </w:pPr>
+            <w:r>
+              <w:t xml:space="preserve">타임어택(예: 1분 30초 이내) 클리어 시 소탕 권한 영구 개방. 이후 해당 층 파밍을 10초 컷으로 압축</w:t>
+            </w:r>
+          </w:p>
+        </w:tc>
+      </w:tr>
     </w:tbl>
-    <w:bookmarkEnd w:id="10"/>
-    <w:bookmarkStart w:id="11" w:name="보스-패턴"/>
+    <w:bookmarkEnd w:id="11"/>
+    <w:bookmarkStart w:id="14" w:name="보스-패턴"/>
     <w:p>
       <w:pPr>
         <w:pStyle w:val="Heading3"/>
       </w:pPr>
       <w:r>
         <w:t xml:space="preserve">2-2. 보스 패턴</w:t>
+      </w:r>
+    </w:p>
+    <w:p>
+      <w:pPr>
+        <w:pStyle w:val="FirstParagraph"/>
+      </w:pPr>
+      <w:r>
+        <w:t xml:space="preserve">모든 보스의 공격은</w:t>
+      </w:r>
+      <w:r>
+        <w:t xml:space="preserve"> </w:t>
+      </w:r>
+      <w:r>
+        <w:rPr>
+          <w:b/>
+          <w:bCs/>
+        </w:rPr>
+        <w:t xml:space="preserve">시퀀셜 구조</w:t>
+      </w:r>
+      <w:r>
+        <w:t xml:space="preserve">로 정의된다. HP 50% 이하 시 2페이즈 시퀀스로 교체된다.</w:t>
+      </w:r>
+    </w:p>
+    <w:bookmarkStart w:id="12" w:name="타이탄-보스"/>
+    <w:p>
+      <w:pPr>
+        <w:pStyle w:val="Heading4"/>
+      </w:pPr>
+      <w:r>
+        <w:t xml:space="preserve">타이탄 보스</w:t>
+      </w:r>
+    </w:p>
+    <w:tbl>
+      <w:tblPr>
+        <w:tblStyle w:val="Table"/>
+        <w:tblW w:type="pct" w:w="5000"/>
+        <w:tblLayout w:type="fixed"/>
+        <w:tblLook w:firstRow="1" w:lastRow="0" w:firstColumn="0" w:lastColumn="0" w:noHBand="0" w:noVBand="0" w:val="0020"/>
+      </w:tblPr>
+      <w:tblGrid>
+        <w:gridCol w:w="2880"/>
+        <w:gridCol w:w="2880"/>
+        <w:gridCol w:w="2160"/>
+      </w:tblGrid>
+      <w:tr>
+        <w:trPr>
+          <w:tblHeader w:val="on"/>
+        </w:trPr>
+        <w:tc>
+          <w:tcPr/>
+          <w:p>
+            <w:pPr>
+              <w:pStyle w:val="Compact"/>
+            </w:pPr>
+            <w:r>
+              <w:t xml:space="preserve">페이즈</w:t>
+            </w:r>
+          </w:p>
+        </w:tc>
+        <w:tc>
+          <w:tcPr/>
+          <w:p>
+            <w:pPr>
+              <w:pStyle w:val="Compact"/>
+            </w:pPr>
+            <w:r>
+              <w:t xml:space="preserve">시퀀스</w:t>
+            </w:r>
+          </w:p>
+        </w:tc>
+        <w:tc>
+          <w:tcPr/>
+          <w:p>
+            <w:pPr>
+              <w:pStyle w:val="Compact"/>
+            </w:pPr>
+            <w:r>
+              <w:t xml:space="preserve">설명</w:t>
+            </w:r>
+          </w:p>
+        </w:tc>
+      </w:tr>
+      <w:tr>
+        <w:tc>
+          <w:tcPr/>
+          <w:p>
+            <w:pPr>
+              <w:pStyle w:val="Compact"/>
+            </w:pPr>
+            <w:r>
+              <w:t xml:space="preserve">1페이즈</w:t>
+            </w:r>
+          </w:p>
+        </w:tc>
+        <w:tc>
+          <w:tcPr/>
+          <w:p>
+            <w:pPr>
+              <w:pStyle w:val="Compact"/>
+            </w:pPr>
+            <w:r>
+              <w:t xml:space="preserve">Melee → Melee → Melee → 반복</w:t>
+            </w:r>
+          </w:p>
+        </w:tc>
+        <w:tc>
+          <w:tcPr/>
+          <w:p>
+            <w:pPr>
+              <w:pStyle w:val="Compact"/>
+            </w:pPr>
+            <w:r>
+              <w:t xml:space="preserve">전방 부채꼴 근접 공격</w:t>
+            </w:r>
+          </w:p>
+        </w:tc>
+      </w:tr>
+      <w:tr>
+        <w:tc>
+          <w:tcPr/>
+          <w:p>
+            <w:pPr>
+              <w:pStyle w:val="Compact"/>
+            </w:pPr>
+            <w:r>
+              <w:t xml:space="preserve">2페이즈</w:t>
+            </w:r>
+          </w:p>
+        </w:tc>
+        <w:tc>
+          <w:tcPr/>
+          <w:p>
+            <w:pPr>
+              <w:pStyle w:val="Compact"/>
+            </w:pPr>
+            <w:r>
+              <w:t xml:space="preserve">Melee → Melee → Melee → Charge → 반복</w:t>
+            </w:r>
+          </w:p>
+        </w:tc>
+        <w:tc>
+          <w:tcPr/>
+          <w:p>
+            <w:pPr>
+              <w:pStyle w:val="Compact"/>
+            </w:pPr>
+            <w:r>
+              <w:t xml:space="preserve">3회 근접 후 직선 돌진</w:t>
+            </w:r>
+          </w:p>
+        </w:tc>
+      </w:tr>
+    </w:tbl>
+    <w:bookmarkEnd w:id="12"/>
+    <w:bookmarkStart w:id="13" w:name="스펙터-보스"/>
+    <w:p>
+      <w:pPr>
+        <w:pStyle w:val="Heading4"/>
+      </w:pPr>
+      <w:r>
+        <w:t xml:space="preserve">스펙터 보스</w:t>
       </w:r>
     </w:p>
     <w:tbl>
@@ -468,18 +696,18 @@
               <w:pStyle w:val="Compact"/>
             </w:pPr>
             <w:r>
-              <w:t xml:space="preserve">패턴</w:t>
-            </w:r>
-          </w:p>
-        </w:tc>
-        <w:tc>
-          <w:tcPr/>
-          <w:p>
-            <w:pPr>
-              <w:pStyle w:val="Compact"/>
-            </w:pPr>
-            <w:r>
-              <w:t xml:space="preserve">횟수/주기</w:t>
+              <w:t xml:space="preserve">페이즈</w:t>
+            </w:r>
+          </w:p>
+        </w:tc>
+        <w:tc>
+          <w:tcPr/>
+          <w:p>
+            <w:pPr>
+              <w:pStyle w:val="Compact"/>
+            </w:pPr>
+            <w:r>
+              <w:t xml:space="preserve">시퀀스</w:t>
             </w:r>
           </w:p>
         </w:tc>
@@ -503,104 +731,231 @@
               <w:pStyle w:val="Compact"/>
             </w:pPr>
             <w:r>
-              <w:t xml:space="preserve">일반 공격</w:t>
-            </w:r>
-          </w:p>
-        </w:tc>
-        <w:tc>
-          <w:tcPr/>
-          <w:p>
-            <w:pPr>
-              <w:pStyle w:val="Compact"/>
-            </w:pPr>
-            <w:r>
-              <w:t xml:space="preserve">3회 연속 (주기 2초)</w:t>
-            </w:r>
-          </w:p>
-        </w:tc>
-        <w:tc>
-          <w:tcPr/>
-          <w:p>
-            <w:pPr>
-              <w:pStyle w:val="Compact"/>
-            </w:pPr>
-            <w:r>
-              <w:t xml:space="preserve">전방 근거리 단일 타격</w:t>
-            </w:r>
-          </w:p>
-        </w:tc>
-      </w:tr>
-      <w:tr>
-        <w:tc>
-          <w:tcPr/>
-          <w:p>
-            <w:pPr>
-              <w:pStyle w:val="Compact"/>
-            </w:pPr>
-            <w:r>
-              <w:t xml:space="preserve">광역 스킬</w:t>
-            </w:r>
-          </w:p>
-        </w:tc>
-        <w:tc>
-          <w:tcPr/>
-          <w:p>
-            <w:pPr>
-              <w:pStyle w:val="Compact"/>
-            </w:pPr>
-            <w:r>
-              <w:t xml:space="preserve">3회 일반 공격 후 1회</w:t>
-            </w:r>
-          </w:p>
-        </w:tc>
-        <w:tc>
-          <w:tcPr/>
-          <w:p>
-            <w:pPr>
-              <w:pStyle w:val="Compact"/>
-            </w:pPr>
-            <w:r>
-              <w:t xml:space="preserve">주변 360도 범위 광역 피해</w:t>
-            </w:r>
-          </w:p>
-        </w:tc>
-      </w:tr>
-      <w:tr>
-        <w:tc>
-          <w:tcPr/>
-          <w:p>
-            <w:pPr>
-              <w:pStyle w:val="Compact"/>
-            </w:pPr>
-            <w:r>
-              <w:t xml:space="preserve">패턴 루프</w:t>
-            </w:r>
-          </w:p>
-        </w:tc>
-        <w:tc>
-          <w:tcPr/>
-          <w:p>
-            <w:pPr>
-              <w:pStyle w:val="Compact"/>
-            </w:pPr>
-            <w:r>
-              <w:t xml:space="preserve">무한 반복</w:t>
-            </w:r>
-          </w:p>
-        </w:tc>
-        <w:tc>
-          <w:tcPr/>
-          <w:p>
-            <w:pPr>
-              <w:pStyle w:val="Compact"/>
-            </w:pPr>
-            <w:r>
-              <w:t xml:space="preserve">일반 3회 → 광역 1회 → 반복</w:t>
+              <w:t xml:space="preserve">1페이즈</w:t>
+            </w:r>
+          </w:p>
+        </w:tc>
+        <w:tc>
+          <w:tcPr/>
+          <w:p>
+            <w:pPr>
+              <w:pStyle w:val="Compact"/>
+            </w:pPr>
+            <w:r>
+              <w:t xml:space="preserve">Melee → 반복</w:t>
+            </w:r>
+          </w:p>
+        </w:tc>
+        <w:tc>
+          <w:tcPr/>
+          <w:p>
+            <w:pPr>
+              <w:pStyle w:val="Compact"/>
+            </w:pPr>
+            <w:r>
+              <w:t xml:space="preserve">빠른 근접 공격</w:t>
+            </w:r>
+          </w:p>
+        </w:tc>
+      </w:tr>
+      <w:tr>
+        <w:tc>
+          <w:tcPr/>
+          <w:p>
+            <w:pPr>
+              <w:pStyle w:val="Compact"/>
+            </w:pPr>
+            <w:r>
+              <w:t xml:space="preserve">2페이즈</w:t>
+            </w:r>
+          </w:p>
+        </w:tc>
+        <w:tc>
+          <w:tcPr/>
+          <w:p>
+            <w:pPr>
+              <w:pStyle w:val="Compact"/>
+            </w:pPr>
+            <w:r>
+              <w:t xml:space="preserve">Teleport → Melee → 반복</w:t>
+            </w:r>
+          </w:p>
+        </w:tc>
+        <w:tc>
+          <w:tcPr/>
+          <w:p>
+            <w:pPr>
+              <w:pStyle w:val="Compact"/>
+            </w:pPr>
+            <w:r>
+              <w:t xml:space="preserve">순간이동 후 근접 공격</w:t>
             </w:r>
           </w:p>
         </w:tc>
       </w:tr>
     </w:tbl>
+    <w:bookmarkEnd w:id="13"/>
+    <w:bookmarkEnd w:id="14"/>
+    <w:bookmarkStart w:id="15" w:name="공격-예고-인디케이터"/>
+    <w:p>
+      <w:pPr>
+        <w:pStyle w:val="Heading3"/>
+      </w:pPr>
+      <w:r>
+        <w:t xml:space="preserve">2-3. 공격 예고 인디케이터</w:t>
+      </w:r>
+    </w:p>
+    <w:p>
+      <w:pPr>
+        <w:pStyle w:val="FirstParagraph"/>
+      </w:pPr>
+      <w:r>
+        <w:t xml:space="preserve">Windup 구간 동안 아웃라인(범위 경계 고정) + 스캔라인(중심→경계 확장)이 표시된다.</w:t>
+      </w:r>
+      <w:r>
+        <w:t xml:space="preserve"> </w:t>
+      </w:r>
+      <w:r>
+        <w:t xml:space="preserve">스캔라인이 경계에 닿는 순간 = 공격 발동.</w:t>
+      </w:r>
+    </w:p>
+    <w:tbl>
+      <w:tblPr>
+        <w:tblStyle w:val="Table"/>
+        <w:tblW w:type="auto" w:w="0"/>
+        <w:tblLook w:firstRow="1" w:lastRow="0" w:firstColumn="0" w:lastColumn="0" w:noHBand="0" w:noVBand="0" w:val="0020"/>
+      </w:tblPr>
+      <w:tblGrid>
+        <w:gridCol w:w="3960"/>
+        <w:gridCol w:w="3960"/>
+      </w:tblGrid>
+      <w:tr>
+        <w:trPr>
+          <w:tblHeader w:val="on"/>
+        </w:trPr>
+        <w:tc>
+          <w:tcPr/>
+          <w:p>
+            <w:pPr>
+              <w:pStyle w:val="Compact"/>
+            </w:pPr>
+            <w:r>
+              <w:t xml:space="preserve">모양</w:t>
+            </w:r>
+          </w:p>
+        </w:tc>
+        <w:tc>
+          <w:tcPr/>
+          <w:p>
+            <w:pPr>
+              <w:pStyle w:val="Compact"/>
+            </w:pPr>
+            <w:r>
+              <w:t xml:space="preserve">용도</w:t>
+            </w:r>
+          </w:p>
+        </w:tc>
+      </w:tr>
+      <w:tr>
+        <w:tc>
+          <w:tcPr/>
+          <w:p>
+            <w:pPr>
+              <w:pStyle w:val="Compact"/>
+            </w:pPr>
+            <w:r>
+              <w:t xml:space="preserve">부채꼴 (Sector)</w:t>
+            </w:r>
+          </w:p>
+        </w:tc>
+        <w:tc>
+          <w:tcPr/>
+          <w:p>
+            <w:pPr>
+              <w:pStyle w:val="Compact"/>
+            </w:pPr>
+            <w:r>
+              <w:t xml:space="preserve">근접 광역 공격</w:t>
+            </w:r>
+          </w:p>
+        </w:tc>
+      </w:tr>
+      <w:tr>
+        <w:tc>
+          <w:tcPr/>
+          <w:p>
+            <w:pPr>
+              <w:pStyle w:val="Compact"/>
+            </w:pPr>
+            <w:r>
+              <w:t xml:space="preserve">사각형 (Rectangle)</w:t>
+            </w:r>
+          </w:p>
+        </w:tc>
+        <w:tc>
+          <w:tcPr/>
+          <w:p>
+            <w:pPr>
+              <w:pStyle w:val="Compact"/>
+            </w:pPr>
+            <w:r>
+              <w:t xml:space="preserve">돌진 등 직선 범위 공격</w:t>
+            </w:r>
+          </w:p>
+        </w:tc>
+      </w:tr>
+    </w:tbl>
+    <w:p>
+      <w:pPr>
+        <w:pStyle w:val="Compact"/>
+        <w:numPr>
+          <w:ilvl w:val="0"/>
+          <w:numId w:val="1002"/>
+        </w:numPr>
+      </w:pPr>
+      <w:r>
+        <w:rPr>
+          <w:rStyle w:val="VerbatimChar"/>
+        </w:rPr>
+        <w:t xml:space="preserve">angleOffset</w:t>
+      </w:r>
+      <w:r>
+        <w:t xml:space="preserve"> </w:t>
+      </w:r>
+      <w:r>
+        <w:t xml:space="preserve">필드로 여러 방향 인디케이터 동시 표시 가능.</w:t>
+      </w:r>
+    </w:p>
+    <w:p>
+      <w:pPr>
+        <w:pStyle w:val="Compact"/>
+        <w:numPr>
+          <w:ilvl w:val="0"/>
+          <w:numId w:val="1002"/>
+        </w:numPr>
+      </w:pPr>
+      <w:r>
+        <w:rPr>
+          <w:rStyle w:val="VerbatimChar"/>
+        </w:rPr>
+        <w:t xml:space="preserve">lockIndicatorDirection</w:t>
+      </w:r>
+      <w:r>
+        <w:t xml:space="preserve">: true 시 Windup 시작 방향 고정.</w:t>
+      </w:r>
+    </w:p>
+    <w:p>
+      <w:pPr>
+        <w:pStyle w:val="Compact"/>
+        <w:numPr>
+          <w:ilvl w:val="0"/>
+          <w:numId w:val="1002"/>
+        </w:numPr>
+      </w:pPr>
+      <w:r>
+        <w:t xml:space="preserve">인디케이터 범위 = 히트 판정 범위 (동일 데이터 사용).</w:t>
+      </w:r>
+    </w:p>
     <w:p>
       <w:r>
         <w:pict>
@@ -608,9 +963,9 @@
         </w:pict>
       </w:r>
     </w:p>
-    <w:bookmarkEnd w:id="11"/>
-    <w:bookmarkEnd w:id="12"/>
-    <w:bookmarkStart w:id="15" w:name="조작-체계"/>
+    <w:bookmarkEnd w:id="15"/>
+    <w:bookmarkEnd w:id="16"/>
+    <w:bookmarkStart w:id="19" w:name="조작-체계"/>
     <w:p>
       <w:pPr>
         <w:pStyle w:val="Heading2"/>
@@ -624,10 +979,23 @@
         <w:pStyle w:val="FirstParagraph"/>
       </w:pPr>
       <w:r>
-        <w:t xml:space="preserve">입력 유효 영역: 전체 화면. 단일 손가락(엄지) 기준. PC에서는 마우스로 에뮬레이션.</w:t>
-      </w:r>
-    </w:p>
-    <w:bookmarkStart w:id="13" w:name="기본-입력"/>
+        <w:t xml:space="preserve">입력 유효 영역:</w:t>
+      </w:r>
+      <w:r>
+        <w:t xml:space="preserve"> </w:t>
+      </w:r>
+      <w:r>
+        <w:rPr>
+          <w:b/>
+          <w:bCs/>
+        </w:rPr>
+        <w:t xml:space="preserve">전체 화면</w:t>
+      </w:r>
+      <w:r>
+        <w:t xml:space="preserve">. 단일 손가락(엄지) 기준. PC에서는 마우스로 에뮬레이션.</w:t>
+      </w:r>
+    </w:p>
+    <w:bookmarkStart w:id="17" w:name="기본-입력"/>
     <w:p>
       <w:pPr>
         <w:pStyle w:val="Heading3"/>
@@ -831,7 +1199,7 @@
               <w:pStyle w:val="Compact"/>
             </w:pPr>
             <w:r>
-              <w:t xml:space="preserve">방향 회피. 회피 대시 전 구간 무적. 쿨다운 2초. 쿨다운 중 시도 시 차단</w:t>
+              <w:t xml:space="preserve">입력 벡터 방향으로 회피 대시. 대시 전 구간 무적. 쿨다운 2초</w:t>
             </w:r>
           </w:p>
         </w:tc>
@@ -877,14 +1245,14 @@
               <w:pStyle w:val="Compact"/>
             </w:pPr>
             <w:r>
-              <w:t xml:space="preserve">홀드 중 게이지 충전, 완충 후 손을 떼면 차지 스킬 발동</w:t>
+              <w:t xml:space="preserve">홀드 중 게이지 충전, 손을 떼면 차지 스킬 발동</w:t>
             </w:r>
           </w:p>
         </w:tc>
       </w:tr>
     </w:tbl>
-    <w:bookmarkEnd w:id="13"/>
-    <w:bookmarkStart w:id="14" w:name="저스트-회피-시스템"/>
+    <w:bookmarkEnd w:id="17"/>
+    <w:bookmarkStart w:id="18" w:name="저스트-회피-시스템"/>
     <w:p>
       <w:pPr>
         <w:pStyle w:val="Heading3"/>
@@ -898,7 +1266,20 @@
         <w:pStyle w:val="FirstParagraph"/>
       </w:pPr>
       <w:r>
-        <w:t xml:space="preserve">저스트 회피: 회피 대시 중 적의 공격을 받으면 발동. 한 회피당 딱 한 번만 발동 가능.</w:t>
+        <w:t xml:space="preserve">저스트 회피:</w:t>
+      </w:r>
+      <w:r>
+        <w:t xml:space="preserve"> </w:t>
+      </w:r>
+      <w:r>
+        <w:rPr>
+          <w:b/>
+          <w:bCs/>
+        </w:rPr>
+        <w:t xml:space="preserve">전 캐릭터 공통</w:t>
+      </w:r>
+      <w:r>
+        <w:t xml:space="preserve">. 회피 대시 중 적의 공격을 피격 시 발동. 한 회피당 1회 한정.</w:t>
       </w:r>
     </w:p>
     <w:tbl>
@@ -958,7 +1339,7 @@
               <w:pStyle w:val="Compact"/>
             </w:pPr>
             <w:r>
-              <w:t xml:space="preserve">회피 대시 중(Swipe 후 목적지 도달 전) 적의 공격을 피격 시 발동. 한 회피당 1회 한정</w:t>
+              <w:t xml:space="preserve">회피 대시 중(JustDodgeAvailable == true) 적 공격 피격 시 발동</w:t>
             </w:r>
           </w:p>
         </w:tc>
@@ -982,7 +1363,7 @@
               <w:pStyle w:val="Compact"/>
             </w:pPr>
             <w:r>
-              <w:t xml:space="preserve">저스트 회피 성공 시 일정 시간 게임 속도 감소 (AnimationCurve 기반, 기본 3초)</w:t>
+              <w:t xml:space="preserve">발동 시 일정 시간 게임 속도 감소 (AnimationCurve 기반, 기본 3초)</w:t>
             </w:r>
           </w:p>
         </w:tc>
@@ -1006,7 +1387,7 @@
               <w:pStyle w:val="Compact"/>
             </w:pPr>
             <w:r>
-              <w:t xml:space="preserve">저스트 회피 성공 시 카메라가 플레이어를 향해 줌인 후 복귀 (AnimationCurve 기반)</w:t>
+              <w:t xml:space="preserve">발동 시 카메라가 플레이어를 향해 줌인 후 복귀</w:t>
             </w:r>
           </w:p>
         </w:tc>
@@ -1030,31 +1411,31 @@
               <w:pStyle w:val="Compact"/>
             </w:pPr>
             <w:r>
-              <w:t xml:space="preserve">저스트 회피 슬로우모션 구간 전체 무적 유지</w:t>
-            </w:r>
-          </w:p>
-        </w:tc>
-      </w:tr>
-      <w:tr>
-        <w:tc>
-          <w:tcPr/>
-          <w:p>
-            <w:pPr>
-              <w:pStyle w:val="Compact"/>
-            </w:pPr>
-            <w:r>
-              <w:t xml:space="preserve">슬로우 중 Hold</w:t>
-            </w:r>
-          </w:p>
-        </w:tc>
-        <w:tc>
-          <w:tcPr/>
-          <w:p>
-            <w:pPr>
-              <w:pStyle w:val="Compact"/>
-            </w:pPr>
-            <w:r>
-              <w:t xml:space="preserve">캐릭터 고유 스킬 즉시 발동</w:t>
+              <w:t xml:space="preserve">슬로우모션 구간 전체 무적 유지</w:t>
+            </w:r>
+          </w:p>
+        </w:tc>
+      </w:tr>
+      <w:tr>
+        <w:tc>
+          <w:tcPr/>
+          <w:p>
+            <w:pPr>
+              <w:pStyle w:val="Compact"/>
+            </w:pPr>
+            <w:r>
+              <w:t xml:space="preserve">고유 스킬 발동</w:t>
+            </w:r>
+          </w:p>
+        </w:tc>
+        <w:tc>
+          <w:tcPr/>
+          <w:p>
+            <w:pPr>
+              <w:pStyle w:val="Compact"/>
+            </w:pPr>
+            <w:r>
+              <w:t xml:space="preserve">슬로우 중 Hold 입력 시 캐릭터 고유 스킬 즉시 발동</w:t>
             </w:r>
           </w:p>
         </w:tc>
@@ -1067,9 +1448,9 @@
         </w:pict>
       </w:r>
     </w:p>
-    <w:bookmarkEnd w:id="14"/>
-    <w:bookmarkEnd w:id="15"/>
-    <w:bookmarkStart w:id="22" w:name="캐릭터-설계"/>
+    <w:bookmarkEnd w:id="18"/>
+    <w:bookmarkEnd w:id="19"/>
+    <w:bookmarkStart w:id="26" w:name="캐릭터-설계"/>
     <w:p>
       <w:pPr>
         <w:pStyle w:val="Heading2"/>
@@ -1078,7 +1459,7 @@
         <w:t xml:space="preserve">4. 캐릭터 설계</w:t>
       </w:r>
     </w:p>
-    <w:bookmarkStart w:id="16" w:name="공통-스탯-플레이어"/>
+    <w:bookmarkStart w:id="20" w:name="공통-스탯-플레이어"/>
     <w:p>
       <w:pPr>
         <w:pStyle w:val="Heading3"/>
@@ -1272,7 +1653,7 @@
               <w:pStyle w:val="Compact"/>
             </w:pPr>
             <w:r>
-              <w:t xml:space="preserve">unscaledTime 기반. 저스트 회피는 슬로우모션 구간 추가</w:t>
+              <w:t xml:space="preserve">unscaledTime 기반</w:t>
             </w:r>
           </w:p>
         </w:tc>
@@ -1313,8 +1694,8 @@
         </w:tc>
       </w:tr>
     </w:tbl>
-    <w:bookmarkEnd w:id="16"/>
-    <w:bookmarkStart w:id="21" w:name="캐릭터별-고유-메커니즘"/>
+    <w:bookmarkEnd w:id="20"/>
+    <w:bookmarkStart w:id="25" w:name="캐릭터별-고유-메커니즘"/>
     <w:p>
       <w:pPr>
         <w:pStyle w:val="Heading3"/>
@@ -1337,129 +1718,19 @@
         <w:t xml:space="preserve">아래는 각 캐릭터가 기본 시스템과 다르게 동작하는 부분만 기술한다.</w:t>
       </w:r>
     </w:p>
-    <w:bookmarkStart w:id="17" w:name="전사-warrior"/>
+    <w:bookmarkStart w:id="21" w:name="전사-warrior-인내와-패링"/>
     <w:p>
       <w:pPr>
         <w:pStyle w:val="Heading4"/>
       </w:pPr>
       <w:r>
-        <w:t xml:space="preserve">전사 (Warrior)</w:t>
-      </w:r>
-    </w:p>
-    <w:p>
-      <w:pPr>
-        <w:pStyle w:val="Compact"/>
-        <w:numPr>
-          <w:ilvl w:val="0"/>
-          <w:numId w:val="1001"/>
-        </w:numPr>
-      </w:pPr>
-      <w:r>
-        <w:t xml:space="preserve">Hold 중: 방패 방어 추가 (피해 감소 또는 무효화) — 기본 홀드의 게이지 충전에 더해 방어 효과 발동</w:t>
-      </w:r>
-    </w:p>
-    <w:p>
-      <w:pPr>
-        <w:pStyle w:val="Compact"/>
-        <w:numPr>
-          <w:ilvl w:val="0"/>
-          <w:numId w:val="1001"/>
-        </w:numPr>
-      </w:pPr>
-      <w:r>
-        <w:t xml:space="preserve">Hold 중 Swipe: 방패 밀쳐내기 (적 넉백 + 경직) — Release 대신 Swipe로 차지 스킬 변형 가능</w:t>
-      </w:r>
-    </w:p>
-    <w:p>
-      <w:pPr>
-        <w:pStyle w:val="Compact"/>
-        <w:numPr>
-          <w:ilvl w:val="0"/>
-          <w:numId w:val="1001"/>
-        </w:numPr>
-      </w:pPr>
-      <w:r>
-        <w:t xml:space="preserve">패링 성공 시: 즉시 반격 가능 상태 전환</w:t>
-      </w:r>
-    </w:p>
-    <w:p>
-      <w:pPr>
-        <w:pStyle w:val="Compact"/>
-        <w:numPr>
-          <w:ilvl w:val="0"/>
-          <w:numId w:val="1001"/>
-        </w:numPr>
-      </w:pPr>
-      <w:r>
-        <w:t xml:space="preserve">저스트 회피 후 슬로우 중 Hold (고유 스킬): 즉시 광역 공격</w:t>
-      </w:r>
-    </w:p>
-    <w:bookmarkEnd w:id="17"/>
-    <w:bookmarkStart w:id="18" w:name="암살자-assassin"/>
-    <w:p>
-      <w:pPr>
-        <w:pStyle w:val="Heading4"/>
-      </w:pPr>
-      <w:r>
-        <w:t xml:space="preserve">암살자 (Assassin)</w:t>
-      </w:r>
-    </w:p>
-    <w:p>
-      <w:pPr>
-        <w:pStyle w:val="Compact"/>
-        <w:numPr>
-          <w:ilvl w:val="0"/>
-          <w:numId w:val="1002"/>
-        </w:numPr>
-      </w:pPr>
-      <w:r>
-        <w:t xml:space="preserve">저스트 회피 시: 회피 전 위치에 잔상 생성 (피해 없음, 어그로 없음)</w:t>
-      </w:r>
-    </w:p>
-    <w:p>
-      <w:pPr>
-        <w:pStyle w:val="Compact"/>
-        <w:numPr>
-          <w:ilvl w:val="0"/>
-          <w:numId w:val="1002"/>
-        </w:numPr>
-      </w:pPr>
-      <w:r>
-        <w:t xml:space="preserve">잔상 활성 중: 본체의 모든 공격(Tap, 차지 스킬)에 잔상이 동시에 동참</w:t>
-      </w:r>
-    </w:p>
-    <w:p>
-      <w:pPr>
-        <w:pStyle w:val="Compact"/>
-        <w:numPr>
-          <w:ilvl w:val="0"/>
-          <w:numId w:val="1002"/>
-        </w:numPr>
-      </w:pPr>
-      <w:r>
-        <w:t xml:space="preserve">저스트 회피 후 슬로우 중 Hold (고유 스킬): 즉시 360도 광역 공격</w:t>
-      </w:r>
-    </w:p>
-    <w:p>
-      <w:pPr>
-        <w:pStyle w:val="Compact"/>
-        <w:numPr>
-          <w:ilvl w:val="0"/>
-          <w:numId w:val="1002"/>
-        </w:numPr>
-      </w:pPr>
-      <w:r>
-        <w:t xml:space="preserve">차지 스킬 (Hold → Release): 360도 광역 공격</w:t>
-      </w:r>
-    </w:p>
-    <w:bookmarkEnd w:id="18"/>
-    <w:bookmarkStart w:id="19" w:name="레이피어-rapier"/>
-    <w:p>
-      <w:pPr>
-        <w:pStyle w:val="Heading4"/>
-      </w:pPr>
-      <w:r>
-        <w:t xml:space="preserve">레이피어 (Rapier)</w:t>
+        <w:t xml:space="preserve">⚔️ 전사 (Warrior) —</w:t>
+      </w:r>
+      <w:r>
+        <w:t xml:space="preserve"> </w:t>
+      </w:r>
+      <w:r>
+        <w:t xml:space="preserve">‘인내와 패링’</w:t>
       </w:r>
     </w:p>
     <w:p>
@@ -1471,19 +1742,14 @@
         </w:numPr>
       </w:pPr>
       <w:r>
-        <w:t xml:space="preserve">저스트 회피 후 슬로우 중 Hold (고유 스킬):</w:t>
-      </w:r>
-      <w:r>
-        <w:t xml:space="preserve"> </w:t>
-      </w:r>
-      <w:r>
-        <w:t xml:space="preserve">가장 가까운 적을 향해 대시 → 도착 시 사각형 범위 내 전체 적에게 데미지 + 표식 1중첩 부여</w:t>
-      </w:r>
-      <w:r>
-        <w:t xml:space="preserve"> </w:t>
-      </w:r>
-      <w:r>
-        <w:t xml:space="preserve">→ 회피 목적지(DodgeDest)로 복귀. 표식 최대 5중첩.</w:t>
+        <w:rPr>
+          <w:b/>
+          <w:bCs/>
+        </w:rPr>
+        <w:t xml:space="preserve">홀드 중</w:t>
+      </w:r>
+      <w:r>
+        <w:t xml:space="preserve">: 방패 방어 (데미지 감소, 버팀)</w:t>
       </w:r>
     </w:p>
     <w:p>
@@ -1495,7 +1761,14 @@
         </w:numPr>
       </w:pPr>
       <w:r>
-        <w:t xml:space="preserve">무적 구간: 회피 대시 전 구간 + 저스트 회피 슬로우 구간 + 스킬 대시~복귀 구간 전체.</w:t>
+        <w:rPr>
+          <w:b/>
+          <w:bCs/>
+        </w:rPr>
+        <w:t xml:space="preserve">홀드 후 릴리즈 (차지 스킬)</w:t>
+      </w:r>
+      <w:r>
+        <w:t xml:space="preserve">: 대지 분쇄 — 전방 광역 공격</w:t>
       </w:r>
     </w:p>
     <w:p>
@@ -1507,7 +1780,30 @@
         </w:numPr>
       </w:pPr>
       <w:r>
-        <w:t xml:space="preserve">스킬 및 회피 진행 중 일반 공격 차단.</w:t>
+        <w:rPr>
+          <w:b/>
+          <w:bCs/>
+        </w:rPr>
+        <w:t xml:space="preserve">홀드 후 스와이프</w:t>
+      </w:r>
+      <w:r>
+        <w:t xml:space="preserve">: 해당 방향으로 방패 밀쳐내기 (데미지 + 넉백). 피격 중이었다면</w:t>
+      </w:r>
+      <w:r>
+        <w:t xml:space="preserve"> </w:t>
+      </w:r>
+      <w:r>
+        <w:rPr>
+          <w:b/>
+          <w:bCs/>
+        </w:rPr>
+        <w:t xml:space="preserve">패링(저스트 회피) 판정</w:t>
+      </w:r>
+      <w:r>
+        <w:t xml:space="preserve"> </w:t>
+      </w:r>
+      <w:r>
+        <w:t xml:space="preserve">발동</w:t>
       </w:r>
     </w:p>
     <w:p>
@@ -1519,17 +1815,30 @@
         </w:numPr>
       </w:pPr>
       <w:r>
-        <w:t xml:space="preserve">차지 스킬 (Hold → Release): 표식이 있는 모든 적을 각 보유 표식 중첩 수 × (공격력 × 배율) 데미지로 공격. 이후 모든 표식 소비.</w:t>
-      </w:r>
-    </w:p>
-    <w:bookmarkEnd w:id="19"/>
-    <w:bookmarkStart w:id="20" w:name="사냥꾼-ranger"/>
+        <w:rPr>
+          <w:b/>
+          <w:bCs/>
+        </w:rPr>
+        <w:t xml:space="preserve">저스트 회피(패링) 후 고유 스킬</w:t>
+      </w:r>
+      <w:r>
+        <w:t xml:space="preserve">: 즉시 대지 분쇄 (차지 시간 없이)</w:t>
+      </w:r>
+    </w:p>
+    <w:bookmarkEnd w:id="21"/>
+    <w:bookmarkStart w:id="22" w:name="암살자-assassin-잔상-스태킹과-난무"/>
     <w:p>
       <w:pPr>
         <w:pStyle w:val="Heading4"/>
       </w:pPr>
       <w:r>
-        <w:t xml:space="preserve">사냥꾼 (Ranger)</w:t>
+        <w:t xml:space="preserve">🗡️ 암살자 (Assassin) —</w:t>
+      </w:r>
+      <w:r>
+        <w:t xml:space="preserve"> </w:t>
+      </w:r>
+      <w:r>
+        <w:t xml:space="preserve">‘잔상 스태킹과 난무’</w:t>
       </w:r>
     </w:p>
     <w:p>
@@ -1541,7 +1850,14 @@
         </w:numPr>
       </w:pPr>
       <w:r>
-        <w:t xml:space="preserve">Tap: 기본 공격이 원거리 사격으로 대체</w:t>
+        <w:rPr>
+          <w:b/>
+          <w:bCs/>
+        </w:rPr>
+        <w:t xml:space="preserve">회피</w:t>
+      </w:r>
+      <w:r>
+        <w:t xml:space="preserve">: 일반 회피 동작 동일 (특별 효과 없음)</w:t>
       </w:r>
     </w:p>
     <w:p>
@@ -1553,7 +1869,14 @@
         </w:numPr>
       </w:pPr>
       <w:r>
-        <w:t xml:space="preserve">일반 회피 시: 회피 지점에 지뢰 설치</w:t>
+        <w:rPr>
+          <w:b/>
+          <w:bCs/>
+        </w:rPr>
+        <w:t xml:space="preserve">저스트 회피 시 고유 스킬</w:t>
+      </w:r>
+      <w:r>
+        <w:t xml:space="preserve">: 회피 전 위치에 잔상 생성 (피해 없음, 어그로 없음). 잔상 활성 중 본체의 모든 공격(Tap, 차지 스킬)에 잔상이 동시에 동참</w:t>
       </w:r>
     </w:p>
     <w:p>
@@ -1565,7 +1888,30 @@
         </w:numPr>
       </w:pPr>
       <w:r>
-        <w:t xml:space="preserve">저스트 회피 후 슬로우 중 Hold (고유 스킬): 즉시 강화 화살 발사</w:t>
+        <w:rPr>
+          <w:b/>
+          <w:bCs/>
+        </w:rPr>
+        <w:t xml:space="preserve">차지 스킬 (홀드 → 릴리즈)</w:t>
+      </w:r>
+      <w:r>
+        <w:t xml:space="preserve">: 360도 원형 광역 베기</w:t>
+      </w:r>
+    </w:p>
+    <w:bookmarkEnd w:id="22"/>
+    <w:bookmarkStart w:id="23" w:name="레이피어-rapier-빌드업과-수확"/>
+    <w:p>
+      <w:pPr>
+        <w:pStyle w:val="Heading4"/>
+      </w:pPr>
+      <w:r>
+        <w:t xml:space="preserve">🤺 레이피어 (Rapier) —</w:t>
+      </w:r>
+      <w:r>
+        <w:t xml:space="preserve"> </w:t>
+      </w:r>
+      <w:r>
+        <w:t xml:space="preserve">‘빌드업과 수확’</w:t>
       </w:r>
     </w:p>
     <w:p>
@@ -1573,11 +1919,167 @@
         <w:pStyle w:val="Compact"/>
         <w:numPr>
           <w:ilvl w:val="0"/>
-          <w:numId w:val="1004"/>
+          <w:numId w:val="1005"/>
         </w:numPr>
       </w:pPr>
       <w:r>
-        <w:t xml:space="preserve">차지 스킬 (Hold → Release): 강화 화살 발사</w:t>
+        <w:rPr>
+          <w:b/>
+          <w:bCs/>
+        </w:rPr>
+        <w:t xml:space="preserve">회피</w:t>
+      </w:r>
+      <w:r>
+        <w:t xml:space="preserve">: 일반 회피 동작 동일 (특별 효과 없음)</w:t>
+      </w:r>
+    </w:p>
+    <w:p>
+      <w:pPr>
+        <w:pStyle w:val="Compact"/>
+        <w:numPr>
+          <w:ilvl w:val="0"/>
+          <w:numId w:val="1005"/>
+        </w:numPr>
+      </w:pPr>
+      <w:r>
+        <w:rPr>
+          <w:b/>
+          <w:bCs/>
+        </w:rPr>
+        <w:t xml:space="preserve">저스트 회피 후 고유 스킬</w:t>
+      </w:r>
+      <w:r>
+        <w:t xml:space="preserve">: 가장 가까운 적에게 대시 → 사각형 범위 내 전체 적에게 표식 1중첩 부여 + 데미지 → 회피 목적지(DodgeDest)로 복귀. 표식 최대 5중첩</w:t>
+      </w:r>
+    </w:p>
+    <w:p>
+      <w:pPr>
+        <w:pStyle w:val="Compact"/>
+        <w:numPr>
+          <w:ilvl w:val="0"/>
+          <w:numId w:val="1005"/>
+        </w:numPr>
+      </w:pPr>
+      <w:r>
+        <w:rPr>
+          <w:b/>
+          <w:bCs/>
+        </w:rPr>
+        <w:t xml:space="preserve">차지 스킬 (홀드 → 릴리즈)</w:t>
+      </w:r>
+      <w:r>
+        <w:t xml:space="preserve">: 표식이 있는 모든 적에게 각 보유 표식 중첩 수 × (공격력 × chargeMarkMultiplier) 데미지. 이후 모든 표식 소비</w:t>
+      </w:r>
+    </w:p>
+    <w:p>
+      <w:pPr>
+        <w:pStyle w:val="Compact"/>
+        <w:numPr>
+          <w:ilvl w:val="0"/>
+          <w:numId w:val="1005"/>
+        </w:numPr>
+      </w:pPr>
+      <w:r>
+        <w:rPr>
+          <w:b/>
+          <w:bCs/>
+        </w:rPr>
+        <w:t xml:space="preserve">무적 구간 추가</w:t>
+      </w:r>
+      <w:r>
+        <w:t xml:space="preserve">: 스킬 대시~복귀 구간 전체 무적. 스킬 및 회피 진행 중 일반 공격 차단</w:t>
+      </w:r>
+    </w:p>
+    <w:bookmarkEnd w:id="23"/>
+    <w:bookmarkStart w:id="24" w:name="사냥꾼-ranger-거리-조절과-화망"/>
+    <w:p>
+      <w:pPr>
+        <w:pStyle w:val="Heading4"/>
+      </w:pPr>
+      <w:r>
+        <w:t xml:space="preserve">🏹 사냥꾼 (Ranger) —</w:t>
+      </w:r>
+      <w:r>
+        <w:t xml:space="preserve"> </w:t>
+      </w:r>
+      <w:r>
+        <w:t xml:space="preserve">‘거리 조절과 화망’</w:t>
+      </w:r>
+    </w:p>
+    <w:p>
+      <w:pPr>
+        <w:pStyle w:val="Compact"/>
+        <w:numPr>
+          <w:ilvl w:val="0"/>
+          <w:numId w:val="1006"/>
+        </w:numPr>
+      </w:pPr>
+      <w:r>
+        <w:rPr>
+          <w:b/>
+          <w:bCs/>
+        </w:rPr>
+        <w:t xml:space="preserve">Tap</w:t>
+      </w:r>
+      <w:r>
+        <w:t xml:space="preserve">: 기본 공격이 원거리 사격으로 대체</w:t>
+      </w:r>
+    </w:p>
+    <w:p>
+      <w:pPr>
+        <w:pStyle w:val="Compact"/>
+        <w:numPr>
+          <w:ilvl w:val="0"/>
+          <w:numId w:val="1006"/>
+        </w:numPr>
+      </w:pPr>
+      <w:r>
+        <w:rPr>
+          <w:b/>
+          <w:bCs/>
+        </w:rPr>
+        <w:t xml:space="preserve">회피</w:t>
+      </w:r>
+      <w:r>
+        <w:t xml:space="preserve">: 입력 벡터 방향으로 대시 + 회피 지점에 지뢰 설치</w:t>
+      </w:r>
+    </w:p>
+    <w:p>
+      <w:pPr>
+        <w:pStyle w:val="Compact"/>
+        <w:numPr>
+          <w:ilvl w:val="0"/>
+          <w:numId w:val="1006"/>
+        </w:numPr>
+      </w:pPr>
+      <w:r>
+        <w:rPr>
+          <w:b/>
+          <w:bCs/>
+        </w:rPr>
+        <w:t xml:space="preserve">저스트 회피 후 고유 스킬</w:t>
+      </w:r>
+      <w:r>
+        <w:t xml:space="preserve">: 즉시 강화 폭발 화살 발사 (차지 시간 없이)</w:t>
+      </w:r>
+    </w:p>
+    <w:p>
+      <w:pPr>
+        <w:pStyle w:val="Compact"/>
+        <w:numPr>
+          <w:ilvl w:val="0"/>
+          <w:numId w:val="1006"/>
+        </w:numPr>
+      </w:pPr>
+      <w:r>
+        <w:rPr>
+          <w:b/>
+          <w:bCs/>
+        </w:rPr>
+        <w:t xml:space="preserve">차지 스킬 (홀드 → 릴리즈)</w:t>
+      </w:r>
+      <w:r>
+        <w:t xml:space="preserve">: 일직선 관통 화살. 시전 중 적에게 경직 부여</w:t>
       </w:r>
     </w:p>
     <w:p>
@@ -1587,10 +2089,10 @@
         </w:pict>
       </w:r>
     </w:p>
-    <w:bookmarkEnd w:id="20"/>
-    <w:bookmarkEnd w:id="21"/>
-    <w:bookmarkEnd w:id="22"/>
-    <w:bookmarkStart w:id="25" w:name="적-설계"/>
+    <w:bookmarkEnd w:id="24"/>
+    <w:bookmarkEnd w:id="25"/>
+    <w:bookmarkEnd w:id="26"/>
+    <w:bookmarkStart w:id="29" w:name="적-설계"/>
     <w:p>
       <w:pPr>
         <w:pStyle w:val="Heading2"/>
@@ -1599,7 +2101,7 @@
         <w:t xml:space="preserve">5. 적 설계</w:t>
       </w:r>
     </w:p>
-    <w:bookmarkStart w:id="23" w:name="일반-적"/>
+    <w:bookmarkStart w:id="27" w:name="일반-적"/>
     <w:p>
       <w:pPr>
         <w:pStyle w:val="Heading3"/>
@@ -1828,7 +2330,7 @@
               <w:pStyle w:val="Compact"/>
             </w:pPr>
             <w:r>
-              <w:t xml:space="preserve">색상 변화 + 원형 범위 스프라이트로 시각 예고</w:t>
+              <w:t xml:space="preserve">아웃라인 + 스캔라인 인디케이터로 시각 예고</w:t>
             </w:r>
           </w:p>
         </w:tc>
@@ -1869,14 +2371,14 @@
         </w:tc>
       </w:tr>
     </w:tbl>
-    <w:bookmarkEnd w:id="23"/>
-    <w:bookmarkStart w:id="24" w:name="보스"/>
+    <w:bookmarkEnd w:id="27"/>
+    <w:bookmarkStart w:id="28" w:name="보스-공통"/>
     <w:p>
       <w:pPr>
         <w:pStyle w:val="Heading3"/>
       </w:pPr>
       <w:r>
-        <w:t xml:space="preserve">5-2. 보스</w:t>
+        <w:t xml:space="preserve">5-2. 보스 (공통)</w:t>
       </w:r>
     </w:p>
     <w:tbl>
@@ -2041,76 +2543,6 @@
               <w:pStyle w:val="Compact"/>
             </w:pPr>
             <w:r>
-              <w:t xml:space="preserve">일반 공격 주기</w:t>
-            </w:r>
-          </w:p>
-        </w:tc>
-        <w:tc>
-          <w:tcPr/>
-          <w:p>
-            <w:pPr>
-              <w:pStyle w:val="Compact"/>
-            </w:pPr>
-            <w:r>
-              <w:t xml:space="preserve">2초 (3회)</w:t>
-            </w:r>
-          </w:p>
-        </w:tc>
-        <w:tc>
-          <w:tcPr/>
-          <w:p>
-            <w:pPr>
-              <w:pStyle w:val="Compact"/>
-            </w:pPr>
-            <w:r>
-              <w:t xml:space="preserve">패턴 학습 가능한 주기</w:t>
-            </w:r>
-          </w:p>
-        </w:tc>
-      </w:tr>
-      <w:tr>
-        <w:tc>
-          <w:tcPr/>
-          <w:p>
-            <w:pPr>
-              <w:pStyle w:val="Compact"/>
-            </w:pPr>
-            <w:r>
-              <w:t xml:space="preserve">광역 스킬 주기</w:t>
-            </w:r>
-          </w:p>
-        </w:tc>
-        <w:tc>
-          <w:tcPr/>
-          <w:p>
-            <w:pPr>
-              <w:pStyle w:val="Compact"/>
-            </w:pPr>
-            <w:r>
-              <w:t xml:space="preserve">3회 일반 후 1회</w:t>
-            </w:r>
-          </w:p>
-        </w:tc>
-        <w:tc>
-          <w:tcPr/>
-          <w:p>
-            <w:pPr>
-              <w:pStyle w:val="Compact"/>
-            </w:pPr>
-            <w:r>
-              <w:t xml:space="preserve">예측 가능한 고정 패턴</w:t>
-            </w:r>
-          </w:p>
-        </w:tc>
-      </w:tr>
-      <w:tr>
-        <w:tc>
-          <w:tcPr/>
-          <w:p>
-            <w:pPr>
-              <w:pStyle w:val="Compact"/>
-            </w:pPr>
-            <w:r>
               <w:t xml:space="preserve">이동속도</w:t>
             </w:r>
           </w:p>
@@ -2146,15 +2578,457 @@
         </w:pict>
       </w:r>
     </w:p>
-    <w:bookmarkEnd w:id="24"/>
-    <w:bookmarkEnd w:id="25"/>
-    <w:bookmarkStart w:id="26" w:name="밸런스-수치-요약"/>
+    <w:bookmarkEnd w:id="28"/>
+    <w:bookmarkEnd w:id="29"/>
+    <w:bookmarkStart w:id="33" w:name="장비-기믹-및-bm-성장-시스템"/>
     <w:p>
       <w:pPr>
         <w:pStyle w:val="Heading2"/>
       </w:pPr>
       <w:r>
-        <w:t xml:space="preserve">6. 밸런스 수치 요약</w:t>
+        <w:t xml:space="preserve">6. 장비 기믹 및 BM (성장 시스템)</w:t>
+      </w:r>
+    </w:p>
+    <w:p>
+      <w:pPr>
+        <w:pStyle w:val="FirstParagraph"/>
+      </w:pPr>
+      <w:r>
+        <w:t xml:space="preserve">단순 수치 싸움을 배제하고, 적의 패턴을 파훼할</w:t>
+      </w:r>
+      <w:r>
+        <w:t xml:space="preserve"> </w:t>
+      </w:r>
+      <w:r>
+        <w:rPr>
+          <w:b/>
+          <w:bCs/>
+        </w:rPr>
+        <w:t xml:space="preserve">기믹(유틸리티) 수집</w:t>
+      </w:r>
+      <w:r>
+        <w:t xml:space="preserve">을 과금과 성장의 핵심 동력으로 삼는다.</w:t>
+      </w:r>
+    </w:p>
+    <w:bookmarkStart w:id="30" w:name="속성-기믹-시스템-총-8종"/>
+    <w:p>
+      <w:pPr>
+        <w:pStyle w:val="Heading3"/>
+      </w:pPr>
+      <w:r>
+        <w:t xml:space="preserve">6-1. 속성 기믹 시스템 (총 8종)</w:t>
+      </w:r>
+    </w:p>
+    <w:p>
+      <w:pPr>
+        <w:pStyle w:val="FirstParagraph"/>
+      </w:pPr>
+      <w:r>
+        <w:t xml:space="preserve">보스의 상성(딜량 증가)이 아닌,</w:t>
+      </w:r>
+      <w:r>
+        <w:t xml:space="preserve"> </w:t>
+      </w:r>
+      <w:r>
+        <w:rPr>
+          <w:b/>
+          <w:bCs/>
+        </w:rPr>
+        <w:t xml:space="preserve">액션의 쾌적함</w:t>
+      </w:r>
+      <w:r>
+        <w:t xml:space="preserve">을 담당한다.</w:t>
+      </w:r>
+    </w:p>
+    <w:tbl>
+      <w:tblPr>
+        <w:tblStyle w:val="Table"/>
+        <w:tblW w:type="pct" w:w="5000"/>
+        <w:tblLayout w:type="fixed"/>
+        <w:tblLook w:firstRow="1" w:lastRow="0" w:firstColumn="0" w:lastColumn="0" w:noHBand="0" w:noVBand="0" w:val="0020"/>
+      </w:tblPr>
+      <w:tblGrid>
+        <w:gridCol w:w="3960"/>
+        <w:gridCol w:w="3960"/>
+      </w:tblGrid>
+      <w:tr>
+        <w:trPr>
+          <w:tblHeader w:val="on"/>
+        </w:trPr>
+        <w:tc>
+          <w:tcPr/>
+          <w:p>
+            <w:pPr>
+              <w:pStyle w:val="Compact"/>
+            </w:pPr>
+            <w:r>
+              <w:t xml:space="preserve">속성</w:t>
+            </w:r>
+          </w:p>
+        </w:tc>
+        <w:tc>
+          <w:tcPr/>
+          <w:p>
+            <w:pPr>
+              <w:pStyle w:val="Compact"/>
+            </w:pPr>
+            <w:r>
+              <w:t xml:space="preserve">효과</w:t>
+            </w:r>
+          </w:p>
+        </w:tc>
+      </w:tr>
+      <w:tr>
+        <w:tc>
+          <w:tcPr/>
+          <w:p>
+            <w:pPr>
+              <w:pStyle w:val="Compact"/>
+            </w:pPr>
+            <w:r>
+              <w:t xml:space="preserve">연타/폭발 (맹독/출혈)</w:t>
+            </w:r>
+          </w:p>
+        </w:tc>
+        <w:tc>
+          <w:tcPr/>
+          <w:p>
+            <w:pPr>
+              <w:pStyle w:val="Compact"/>
+            </w:pPr>
+            <w:r>
+              <w:t xml:space="preserve">일정 타수 도달 시 최대 체력 비례 폭발 및 경직(캔슬)</w:t>
+            </w:r>
+          </w:p>
+        </w:tc>
+      </w:tr>
+      <w:tr>
+        <w:tc>
+          <w:tcPr/>
+          <w:p>
+            <w:pPr>
+              <w:pStyle w:val="Compact"/>
+            </w:pPr>
+            <w:r>
+              <w:t xml:space="preserve">빙결</w:t>
+            </w:r>
+          </w:p>
+        </w:tc>
+        <w:tc>
+          <w:tcPr/>
+          <w:p>
+            <w:pPr>
+              <w:pStyle w:val="Compact"/>
+            </w:pPr>
+            <w:r>
+              <w:t xml:space="preserve">타격 시 보스 패턴 속도 둔화 및 확정 스턴</w:t>
+            </w:r>
+          </w:p>
+        </w:tc>
+      </w:tr>
+      <w:tr>
+        <w:tc>
+          <w:tcPr/>
+          <w:p>
+            <w:pPr>
+              <w:pStyle w:val="Compact"/>
+            </w:pPr>
+            <w:r>
+              <w:t xml:space="preserve">흡혈</w:t>
+            </w:r>
+          </w:p>
+        </w:tc>
+        <w:tc>
+          <w:tcPr/>
+          <w:p>
+            <w:pPr>
+              <w:pStyle w:val="Compact"/>
+            </w:pPr>
+            <w:r>
+              <w:t xml:space="preserve">차지/저스트 회피 스킬 적중 시 체력(보호막) 회복</w:t>
+            </w:r>
+          </w:p>
+        </w:tc>
+      </w:tr>
+      <w:tr>
+        <w:tc>
+          <w:tcPr/>
+          <w:p>
+            <w:pPr>
+              <w:pStyle w:val="Compact"/>
+            </w:pPr>
+            <w:r>
+              <w:t xml:space="preserve">풍압/바람</w:t>
+            </w:r>
+          </w:p>
+        </w:tc>
+        <w:tc>
+          <w:tcPr/>
+          <w:p>
+            <w:pPr>
+              <w:pStyle w:val="Compact"/>
+            </w:pPr>
+            <w:r>
+              <w:t xml:space="preserve">평타 사거리 증가 및 투사체 상쇄</w:t>
+            </w:r>
+          </w:p>
+        </w:tc>
+      </w:tr>
+      <w:tr>
+        <w:tc>
+          <w:tcPr/>
+          <w:p>
+            <w:pPr>
+              <w:pStyle w:val="Compact"/>
+            </w:pPr>
+            <w:r>
+              <w:t xml:space="preserve">전격, 중력, 빛</w:t>
+            </w:r>
+          </w:p>
+        </w:tc>
+        <w:tc>
+          <w:tcPr/>
+          <w:p>
+            <w:pPr>
+              <w:pStyle w:val="Compact"/>
+            </w:pPr>
+            <w:r>
+              <w:t xml:space="preserve">(추후 추가 예정)</w:t>
+            </w:r>
+          </w:p>
+        </w:tc>
+      </w:tr>
+    </w:tbl>
+    <w:bookmarkEnd w:id="30"/>
+    <w:bookmarkStart w:id="31" w:name="획득-및-로테이션"/>
+    <w:p>
+      <w:pPr>
+        <w:pStyle w:val="Heading3"/>
+      </w:pPr>
+      <w:r>
+        <w:t xml:space="preserve">6-2. 획득 및 로테이션</w:t>
+      </w:r>
+    </w:p>
+    <w:p>
+      <w:pPr>
+        <w:pStyle w:val="Compact"/>
+        <w:numPr>
+          <w:ilvl w:val="0"/>
+          <w:numId w:val="1007"/>
+        </w:numPr>
+      </w:pPr>
+      <w:r>
+        <w:rPr>
+          <w:b/>
+          <w:bCs/>
+        </w:rPr>
+        <w:t xml:space="preserve">독립 배너</w:t>
+      </w:r>
+      <w:r>
+        <w:t xml:space="preserve">: 캐릭터별 상시 독립 배너 운영. 무기 풀 꼬임 방지.</w:t>
+      </w:r>
+    </w:p>
+    <w:p>
+      <w:pPr>
+        <w:pStyle w:val="Compact"/>
+        <w:numPr>
+          <w:ilvl w:val="0"/>
+          <w:numId w:val="1007"/>
+        </w:numPr>
+      </w:pPr>
+      <w:r>
+        <w:rPr>
+          <w:b/>
+          <w:bCs/>
+        </w:rPr>
+        <w:t xml:space="preserve">재화 수급</w:t>
+      </w:r>
+      <w:r>
+        <w:t xml:space="preserve">: 무소과금도 인게임 이벤트·파밍으로 티켓 수급. 천장을 통한 명함 획득 및 1~2초월 달성 가능.</w:t>
+      </w:r>
+    </w:p>
+    <w:bookmarkEnd w:id="31"/>
+    <w:bookmarkStart w:id="32" w:name="초월-중복-돌파-하이브리드형"/>
+    <w:p>
+      <w:pPr>
+        <w:pStyle w:val="Heading3"/>
+      </w:pPr>
+      <w:r>
+        <w:t xml:space="preserve">6-3. 초월 (중복 돌파) — 하이브리드형</w:t>
+      </w:r>
+    </w:p>
+    <w:tbl>
+      <w:tblPr>
+        <w:tblStyle w:val="Table"/>
+        <w:tblW w:type="pct" w:w="5000"/>
+        <w:tblLayout w:type="fixed"/>
+        <w:tblLook w:firstRow="1" w:lastRow="0" w:firstColumn="0" w:lastColumn="0" w:noHBand="0" w:noVBand="0" w:val="0020"/>
+      </w:tblPr>
+      <w:tblGrid>
+        <w:gridCol w:w="2640"/>
+        <w:gridCol w:w="2640"/>
+        <w:gridCol w:w="2640"/>
+      </w:tblGrid>
+      <w:tr>
+        <w:trPr>
+          <w:tblHeader w:val="on"/>
+        </w:trPr>
+        <w:tc>
+          <w:tcPr/>
+          <w:p>
+            <w:pPr>
+              <w:pStyle w:val="Compact"/>
+            </w:pPr>
+            <w:r>
+              <w:t xml:space="preserve">단계</w:t>
+            </w:r>
+          </w:p>
+        </w:tc>
+        <w:tc>
+          <w:tcPr/>
+          <w:p>
+            <w:pPr>
+              <w:pStyle w:val="Compact"/>
+            </w:pPr>
+            <w:r>
+              <w:t xml:space="preserve">조건</w:t>
+            </w:r>
+          </w:p>
+        </w:tc>
+        <w:tc>
+          <w:tcPr/>
+          <w:p>
+            <w:pPr>
+              <w:pStyle w:val="Compact"/>
+            </w:pPr>
+            <w:r>
+              <w:t xml:space="preserve">효과</w:t>
+            </w:r>
+          </w:p>
+        </w:tc>
+      </w:tr>
+      <w:tr>
+        <w:tc>
+          <w:tcPr/>
+          <w:p>
+            <w:pPr>
+              <w:pStyle w:val="Compact"/>
+            </w:pPr>
+            <w:r>
+              <w:t xml:space="preserve">명함 (기본)</w:t>
+            </w:r>
+          </w:p>
+        </w:tc>
+        <w:tc>
+          <w:tcPr/>
+          <w:p>
+            <w:pPr>
+              <w:pStyle w:val="Compact"/>
+            </w:pPr>
+            <w:r>
+              <w:t xml:space="preserve">무소과금 / 천장</w:t>
+            </w:r>
+          </w:p>
+        </w:tc>
+        <w:tc>
+          <w:tcPr/>
+          <w:p>
+            <w:pPr>
+              <w:pStyle w:val="Compact"/>
+            </w:pPr>
+            <w:r>
+              <w:t xml:space="preserve">코어 기믹 100% 발휘. 액션 쾌감 완벽 보장</w:t>
+            </w:r>
+          </w:p>
+        </w:tc>
+      </w:tr>
+      <w:tr>
+        <w:tc>
+          <w:tcPr/>
+          <w:p>
+            <w:pPr>
+              <w:pStyle w:val="Compact"/>
+            </w:pPr>
+            <w:r>
+              <w:t xml:space="preserve">1~2 초월</w:t>
+            </w:r>
+          </w:p>
+        </w:tc>
+        <w:tc>
+          <w:tcPr/>
+          <w:p>
+            <w:pPr>
+              <w:pStyle w:val="Compact"/>
+            </w:pPr>
+            <w:r>
+              <w:t xml:space="preserve">소과금 / 노력</w:t>
+            </w:r>
+          </w:p>
+        </w:tc>
+        <w:tc>
+          <w:tcPr/>
+          <w:p>
+            <w:pPr>
+              <w:pStyle w:val="Compact"/>
+            </w:pPr>
+            <w:r>
+              <w:t xml:space="preserve">기믹 발동 조건 완화 (예: 폭발 필요 타수 감소). 쾌적함 상승</w:t>
+            </w:r>
+          </w:p>
+        </w:tc>
+      </w:tr>
+      <w:tr>
+        <w:tc>
+          <w:tcPr/>
+          <w:p>
+            <w:pPr>
+              <w:pStyle w:val="Compact"/>
+            </w:pPr>
+            <w:r>
+              <w:t xml:space="preserve">풀 초월</w:t>
+            </w:r>
+          </w:p>
+        </w:tc>
+        <w:tc>
+          <w:tcPr/>
+          <w:p>
+            <w:pPr>
+              <w:pStyle w:val="Compact"/>
+            </w:pPr>
+            <w:r>
+              <w:t xml:space="preserve">핵과금</w:t>
+            </w:r>
+          </w:p>
+        </w:tc>
+        <w:tc>
+          <w:tcPr/>
+          <w:p>
+            <w:pPr>
+              <w:pStyle w:val="Compact"/>
+            </w:pPr>
+            <w:r>
+              <w:t xml:space="preserve">딜 계수 폭발 및 방어력 무시. 타임어택·랭킹용 스탯 극대화</w:t>
+            </w:r>
+          </w:p>
+        </w:tc>
+      </w:tr>
+    </w:tbl>
+    <w:p>
+      <w:r>
+        <w:pict>
+          <v:rect style="width:0;height:1.5pt" o:hralign="center" o:hrstd="t" o:hr="t"/>
+        </w:pict>
+      </w:r>
+    </w:p>
+    <w:bookmarkEnd w:id="32"/>
+    <w:bookmarkEnd w:id="33"/>
+    <w:bookmarkStart w:id="34" w:name="밸런스-수치-요약"/>
+    <w:p>
+      <w:pPr>
+        <w:pStyle w:val="Heading2"/>
+      </w:pPr>
+      <w:r>
+        <w:t xml:space="preserve">7. 밸런스 수치 요약</w:t>
       </w:r>
     </w:p>
     <w:tbl>
@@ -2397,64 +3271,7 @@
               <w:pStyle w:val="Compact"/>
             </w:pPr>
             <w:r>
-              <w:t xml:space="preserve">3회 후 광역</w:t>
-            </w:r>
-          </w:p>
-        </w:tc>
-      </w:tr>
-      <w:tr>
-        <w:tc>
-          <w:tcPr/>
-          <w:p>
-            <w:pPr>
-              <w:pStyle w:val="Compact"/>
-            </w:pPr>
-            <w:r>
-              <w:t xml:space="preserve">보스 (광역 스킬)</w:t>
-            </w:r>
-          </w:p>
-        </w:tc>
-        <w:tc>
-          <w:tcPr/>
-          <w:p>
-            <w:pPr>
-              <w:pStyle w:val="Compact"/>
-            </w:pPr>
-            <w:r>
-              <w:t xml:space="preserve">-</w:t>
-            </w:r>
-          </w:p>
-        </w:tc>
-        <w:tc>
-          <w:tcPr/>
-          <w:p>
-            <w:pPr>
-              <w:pStyle w:val="Compact"/>
-            </w:pPr>
-            <w:r>
-              <w:t xml:space="preserve">120</w:t>
-            </w:r>
-          </w:p>
-        </w:tc>
-        <w:tc>
-          <w:tcPr/>
-          <w:p>
-            <w:pPr>
-              <w:pStyle w:val="Compact"/>
-            </w:pPr>
-            <w:r>
-              <w:t xml:space="preserve">-</w:t>
-            </w:r>
-          </w:p>
-        </w:tc>
-        <w:tc>
-          <w:tcPr/>
-          <w:p>
-            <w:pPr>
-              <w:pStyle w:val="Compact"/>
-            </w:pPr>
-            <w:r>
-              <w:t xml:space="preserve">3회 일반 후 1회</w:t>
+              <w:t xml:space="preserve">시퀀셜 패턴 (3회 근접 → 특수)</w:t>
             </w:r>
           </w:p>
         </w:tc>
@@ -2524,14 +3341,14 @@
         </w:pict>
       </w:r>
     </w:p>
-    <w:bookmarkEnd w:id="26"/>
-    <w:bookmarkStart w:id="27" w:name="구현-우선순위-프로토타입-단계"/>
+    <w:bookmarkEnd w:id="34"/>
+    <w:bookmarkStart w:id="35" w:name="구현-우선순위-프로토타입-단계"/>
     <w:p>
       <w:pPr>
         <w:pStyle w:val="Heading2"/>
       </w:pPr>
       <w:r>
-        <w:t xml:space="preserve">7. 구현 우선순위 (프로토타입 단계)</w:t>
+        <w:t xml:space="preserve">8. 구현 우선순위 (프로토타입 단계)</w:t>
       </w:r>
     </w:p>
     <w:tbl>
@@ -2829,6 +3646,181 @@
           </w:p>
         </w:tc>
       </w:tr>
+      <w:tr>
+        <w:tc>
+          <w:tcPr/>
+          <w:p>
+            <w:pPr>
+              <w:pStyle w:val="Compact"/>
+            </w:pPr>
+            <w:r>
+              <w:t xml:space="preserve">Phase 8</w:t>
+            </w:r>
+          </w:p>
+        </w:tc>
+        <w:tc>
+          <w:tcPr/>
+          <w:p>
+            <w:pPr>
+              <w:pStyle w:val="Compact"/>
+            </w:pPr>
+            <w:r>
+              <w:t xml:space="preserve">보스 러시 데모</w:t>
+            </w:r>
+          </w:p>
+        </w:tc>
+        <w:tc>
+          <w:tcPr/>
+          <w:p>
+            <w:pPr>
+              <w:pStyle w:val="Compact"/>
+            </w:pPr>
+            <w:r>
+              <w:t xml:space="preserve">타이탄/스펙터 보스전 플레이 가능</w:t>
+            </w:r>
+          </w:p>
+        </w:tc>
+      </w:tr>
+      <w:tr>
+        <w:tc>
+          <w:tcPr/>
+          <w:p>
+            <w:pPr>
+              <w:pStyle w:val="Compact"/>
+            </w:pPr>
+            <w:r>
+              <w:t xml:space="preserve">Phase 9</w:t>
+            </w:r>
+          </w:p>
+        </w:tc>
+        <w:tc>
+          <w:tcPr/>
+          <w:p>
+            <w:pPr>
+              <w:pStyle w:val="Compact"/>
+            </w:pPr>
+            <w:r>
+              <w:t xml:space="preserve">공격 인디케이터 + 공격 시퀀서 시스템</w:t>
+            </w:r>
+          </w:p>
+        </w:tc>
+        <w:tc>
+          <w:tcPr/>
+          <w:p>
+            <w:pPr>
+              <w:pStyle w:val="Compact"/>
+            </w:pPr>
+            <w:r>
+              <w:t xml:space="preserve">인디케이터 범위 = 판정 범위 일치. 시퀀셜 패턴 동작 확인</w:t>
+            </w:r>
+          </w:p>
+        </w:tc>
+      </w:tr>
+      <w:tr>
+        <w:tc>
+          <w:tcPr/>
+          <w:p>
+            <w:pPr>
+              <w:pStyle w:val="Compact"/>
+            </w:pPr>
+            <w:r>
+              <w:t xml:space="preserve">Phase 10</w:t>
+            </w:r>
+          </w:p>
+        </w:tc>
+        <w:tc>
+          <w:tcPr/>
+          <w:p>
+            <w:pPr>
+              <w:pStyle w:val="Compact"/>
+            </w:pPr>
+            <w:r>
+              <w:t xml:space="preserve">Android 빌드 버그 수정</w:t>
+            </w:r>
+          </w:p>
+        </w:tc>
+        <w:tc>
+          <w:tcPr/>
+          <w:p>
+            <w:pPr>
+              <w:pStyle w:val="Compact"/>
+            </w:pPr>
+            <w:r>
+              <w:t xml:space="preserve">런타임 Sprite 직접 생성 방식 교체. 빌드 정상 동작</w:t>
+            </w:r>
+          </w:p>
+        </w:tc>
+      </w:tr>
+      <w:tr>
+        <w:tc>
+          <w:tcPr/>
+          <w:p>
+            <w:pPr>
+              <w:pStyle w:val="Compact"/>
+            </w:pPr>
+            <w:r>
+              <w:t xml:space="preserve">Phase 11</w:t>
+            </w:r>
+          </w:p>
+        </w:tc>
+        <w:tc>
+          <w:tcPr/>
+          <w:p>
+            <w:pPr>
+              <w:pStyle w:val="Compact"/>
+            </w:pPr>
+            <w:r>
+              <w:t xml:space="preserve">게임 루프 구현</w:t>
+            </w:r>
+          </w:p>
+        </w:tc>
+        <w:tc>
+          <w:tcPr/>
+          <w:p>
+            <w:pPr>
+              <w:pStyle w:val="Compact"/>
+            </w:pPr>
+            <w:r>
+              <w:t xml:space="preserve">결과 UI → 로비 씬 → 게임 씬 전환 정상 동작</w:t>
+            </w:r>
+          </w:p>
+        </w:tc>
+      </w:tr>
+      <w:tr>
+        <w:tc>
+          <w:tcPr/>
+          <w:p>
+            <w:pPr>
+              <w:pStyle w:val="Compact"/>
+            </w:pPr>
+            <w:r>
+              <w:t xml:space="preserve">Phase 12</w:t>
+            </w:r>
+          </w:p>
+        </w:tc>
+        <w:tc>
+          <w:tcPr/>
+          <w:p>
+            <w:pPr>
+              <w:pStyle w:val="Compact"/>
+            </w:pPr>
+            <w:r>
+              <w:t xml:space="preserve">미정 (EnemyStatData CustomEditor / 캐릭터 추가 구현 등)</w:t>
+            </w:r>
+          </w:p>
+        </w:tc>
+        <w:tc>
+          <w:tcPr/>
+          <w:p>
+            <w:pPr>
+              <w:pStyle w:val="Compact"/>
+            </w:pPr>
+            <w:r>
+              <w:t xml:space="preserve">-</w:t>
+            </w:r>
+          </w:p>
+        </w:tc>
+      </w:tr>
     </w:tbl>
     <w:p>
       <w:r>
@@ -2837,14 +3829,14 @@
         </w:pict>
       </w:r>
     </w:p>
-    <w:bookmarkEnd w:id="27"/>
-    <w:bookmarkStart w:id="28" w:name="변경-이력"/>
+    <w:bookmarkEnd w:id="35"/>
+    <w:bookmarkStart w:id="36" w:name="변경-이력"/>
     <w:p>
       <w:pPr>
         <w:pStyle w:val="Heading2"/>
       </w:pPr>
       <w:r>
-        <w:t xml:space="preserve">8. 변경 이력</w:t>
+        <w:t xml:space="preserve">9. 변경 이력</w:t>
       </w:r>
     </w:p>
     <w:tbl>
@@ -2962,7 +3954,7 @@
               <w:pStyle w:val="Compact"/>
             </w:pPr>
             <w:r>
-              <w:t xml:space="preserve">저스트 회피 시스템 명세 추가. 강화 스킬 발동 조건 명확화. 웨이브 전환 방식 수정 (10초 자동 추가 등장)</w:t>
+              <w:t xml:space="preserve">저스트 회피 시스템 명세 추가. 웨이브 전환 방식 수정</w:t>
             </w:r>
           </w:p>
         </w:tc>
@@ -2997,7 +3989,7 @@
               <w:pStyle w:val="Compact"/>
             </w:pPr>
             <w:r>
-              <w:t xml:space="preserve">저스트 회피 슬로우 중 Hold를 캐릭터 고유 스킬로 분리. 암살자 잔상 발동 조건 변경. 레이피어/차지 스킬 전면 재기술.</w:t>
+              <w:t xml:space="preserve">저스트 회피 슬로우 중 Hold를 캐릭터 고유 스킬로 분리. 암살자/레이피어 재기술</w:t>
             </w:r>
           </w:p>
         </w:tc>
@@ -3032,7 +4024,7 @@
               <w:pStyle w:val="Compact"/>
             </w:pPr>
             <w:r>
-              <w:t xml:space="preserve">Swipe(Dodge) 쿨다운 2초 추가. 공격 딜레이 0.5초 및 연타 차단 명세 추가. 저스트 회피 카메라 줌 연출 추가. 적 공격 예고(Windup 0.5초) 추가. Phase 6/7 구현 항목 갱신.</w:t>
+              <w:t xml:space="preserve">Swipe 쿨다운 2초 추가. 공격 딜레이·연타 차단 명세 추가. 저스트 회피 카메라 줌 추가</w:t>
             </w:r>
           </w:p>
         </w:tc>
@@ -3067,14 +4059,84 @@
               <w:pStyle w:val="Compact"/>
             </w:pPr>
             <w:r>
-              <w:t xml:space="preserve">입력 유효 영역 하단 40% → 전체 화면으로 변경. 공격 즉시 히트 판정 + 인디케이터 0.4초 표시로 변경. 저스트 회피 발동 조건 명확화(회피 대시 중 피격, 한 회피당 1회). 레이피어 고유 스킬 상세 기술 갱신(사각형 범위 전체 적, DodgeDest 복귀, 무적 구간 명세). Phase 7 완료 처리.</w:t>
+              <w:t xml:space="preserve">입력 유효 영역 하단 40% → 전체 화면으로 변경. 저스트 회피 발동 조건 명확화</w:t>
+            </w:r>
+          </w:p>
+        </w:tc>
+      </w:tr>
+      <w:tr>
+        <w:tc>
+          <w:tcPr/>
+          <w:p>
+            <w:pPr>
+              <w:pStyle w:val="Compact"/>
+            </w:pPr>
+            <w:r>
+              <w:t xml:space="preserve">v1.5.0</w:t>
+            </w:r>
+          </w:p>
+        </w:tc>
+        <w:tc>
+          <w:tcPr/>
+          <w:p>
+            <w:pPr>
+              <w:pStyle w:val="Compact"/>
+            </w:pPr>
+            <w:r>
+              <w:t xml:space="preserve">2026-03-16</w:t>
+            </w:r>
+          </w:p>
+        </w:tc>
+        <w:tc>
+          <w:tcPr/>
+          <w:p>
+            <w:pPr>
+              <w:pStyle w:val="Compact"/>
+            </w:pPr>
+            <w:r>
+              <w:t xml:space="preserve">보스 패턴 시퀀셜 구조로 명세. 공격 예고 인디케이터 방식 변경. Phase 8/9 완료 처리</w:t>
+            </w:r>
+          </w:p>
+        </w:tc>
+      </w:tr>
+      <w:tr>
+        <w:tc>
+          <w:tcPr/>
+          <w:p>
+            <w:pPr>
+              <w:pStyle w:val="Compact"/>
+            </w:pPr>
+            <w:r>
+              <w:t xml:space="preserve">v2.0.0</w:t>
+            </w:r>
+          </w:p>
+        </w:tc>
+        <w:tc>
+          <w:tcPr/>
+          <w:p>
+            <w:pPr>
+              <w:pStyle w:val="Compact"/>
+            </w:pPr>
+            <w:r>
+              <w:t xml:space="preserve">2026-03-21</w:t>
+            </w:r>
+          </w:p>
+        </w:tc>
+        <w:tc>
+          <w:tcPr/>
+          <w:p>
+            <w:pPr>
+              <w:pStyle w:val="Compact"/>
+            </w:pPr>
+            <w:r>
+              <w:t xml:space="preserve">타겟 유저 및 디자인 철학 추가. 보스 러시/소탕 시스템 추가. 캐릭터 메커니즘 전면 재기술 (저스트 회피 공통화, 전사 홀드 세부 동작, 암살자 잔상 조건, 사냥꾼 지뢰 추가). 장비 기믹 및 BM 섹션 신규 추가</w:t>
             </w:r>
           </w:p>
         </w:tc>
       </w:tr>
     </w:tbl>
-    <w:bookmarkEnd w:id="28"/>
-    <w:bookmarkEnd w:id="29"/>
+    <w:bookmarkEnd w:id="36"/>
+    <w:bookmarkEnd w:id="37"/>
     <w:sectPr>
       <w:footnotePr>
         <w:numRestart w:val="eachSect"/>
@@ -3301,6 +4363,15 @@
     <w:abstractNumId w:val="991"/>
   </w:num>
   <w:num w:numId="1004">
+    <w:abstractNumId w:val="991"/>
+  </w:num>
+  <w:num w:numId="1005">
+    <w:abstractNumId w:val="991"/>
+  </w:num>
+  <w:num w:numId="1006">
+    <w:abstractNumId w:val="991"/>
+  </w:num>
+  <w:num w:numId="1007">
     <w:abstractNumId w:val="991"/>
   </w:num>
 </w:numbering>
